--- a/investigaciones/gravedad-comercio-bilateral-peru/paper/Paper-Gravedad-Comercio-Bilateral-Peru-2015-2024.docx
+++ b/investigaciones/gravedad-comercio-bilateral-peru/paper/Paper-Gravedad-Comercio-Bilateral-Peru-2015-2024.docx
@@ -3884,6 +3884,14 @@
     </w:p>
     <w:p>
       <w:pPr>
+        <w:pStyle w:val="Body"/>
+      </w:pPr>
+      <w:r>
+        <w:t>DOI: [10.1257/000282803321455214](https://doi.org/10.1257/000282803321455214)</w:t>
+      </w:r>
+    </w:p>
+    <w:p>
+      <w:pPr>
         <w:pStyle w:val="Bullet"/>
         <w:ind w:left="400" w:hanging="280"/>
       </w:pPr>
@@ -3901,6 +3909,14 @@
     </w:p>
     <w:p>
       <w:pPr>
+        <w:pStyle w:val="Body"/>
+      </w:pPr>
+      <w:r>
+        <w:t>DOI: [10.1162/rest.88.4.641](https://doi.org/10.1162/rest.88.4.641)</w:t>
+      </w:r>
+    </w:p>
+    <w:p>
+      <w:pPr>
         <w:pStyle w:val="Bullet"/>
         <w:ind w:left="400" w:hanging="280"/>
       </w:pPr>
@@ -3913,7 +3929,7 @@
         <w:pStyle w:val="Body"/>
       </w:pPr>
       <w:r>
-        <w:t>International Economic Policy*. Twentieth Century Fund.</w:t>
+        <w:t>International Economic Policy*. Twentieth Century Fund, Nueva York, 330 pp.</w:t>
       </w:r>
     </w:p>
     <w:p>
@@ -3930,7 +3946,15 @@
         <w:pStyle w:val="Body"/>
       </w:pPr>
       <w:r>
-        <w:t>Cookbook. CEPII, Handbook of International Economics, 4, 131-195.</w:t>
+        <w:t>Cookbook. En Handbook of International Economics, Vol. 4, pp. 131-195.</w:t>
+      </w:r>
+    </w:p>
+    <w:p>
+      <w:pPr>
+        <w:pStyle w:val="Body"/>
+      </w:pPr>
+      <w:r>
+        <w:t>Elsevier. DOI: [10.1016/B978-0-444-54314-1.00003-3](https://doi.org/10.1016/B978-0-444-54314-1.00003-3)</w:t>
       </w:r>
     </w:p>
     <w:p>
@@ -3952,11 +3976,56 @@
     </w:p>
     <w:p>
       <w:pPr>
+        <w:pStyle w:val="Body"/>
+      </w:pPr>
+      <w:r>
+        <w:t>[cepii.fr](https://www.cepii.fr/)</w:t>
+      </w:r>
+    </w:p>
+    <w:p>
+      <w:pPr>
         <w:pStyle w:val="Bullet"/>
         <w:ind w:left="400" w:hanging="280"/>
       </w:pPr>
       <w:r>
-        <w:t>•  World Bank, World Development Indicators, NY.GDP.MKTP.CD.</w:t>
+        <w:t>•  World Bank, World Development Indicators, NY.GDP.MKTP.CD (PBI corriente,</w:t>
+      </w:r>
+    </w:p>
+    <w:p>
+      <w:pPr>
+        <w:pStyle w:val="Body"/>
+      </w:pPr>
+      <w:r>
+        <w:t>US$). [databank.worldbank.org/source/world-development-indicators](https://databank.worldbank.org/source/world-development-indicators)</w:t>
+      </w:r>
+    </w:p>
+    <w:p>
+      <w:pPr>
+        <w:spacing w:after="40"/>
+      </w:pPr>
+    </w:p>
+    <w:p>
+      <w:pPr>
+        <w:pStyle w:val="Body"/>
+      </w:pPr>
+      <w:r>
+        <w:t>Las 4 referencias académicas fueron verificadas en vivo contra fuentes</w:t>
+      </w:r>
+    </w:p>
+    <w:p>
+      <w:pPr>
+        <w:pStyle w:val="Body"/>
+      </w:pPr>
+      <w:r>
+        <w:t>primarias el 2026-10-18 (ver referencias_verificadas.md en la raíz de este</w:t>
+      </w:r>
+    </w:p>
+    <w:p>
+      <w:pPr>
+        <w:pStyle w:val="Body"/>
+      </w:pPr>
+      <w:r>
+        <w:t>proyecto para el detalle de la verificación).</w:t>
       </w:r>
     </w:p>
     <w:p>

--- a/investigaciones/gravedad-comercio-bilateral-peru/paper/Paper-Gravedad-Comercio-Bilateral-Peru-2015-2024.docx
+++ b/investigaciones/gravedad-comercio-bilateral-peru/paper/Paper-Gravedad-Comercio-Bilateral-Peru-2015-2024.docx
@@ -8,7 +8,7 @@
         <w:spacing w:before="960"/>
       </w:pPr>
       <w:r>
-        <w:t>Gravedad del comercio bilateral peruano, 2015-2024: el sesgo de los commodities y los hubs de reexportación</w:t>
+        <w:t>Por qué la distancia explica lo que Perú exporta pero no lo que importa: el espejismo del oro, el cobre y el peso de la manufactura asiática</w:t>
       </w:r>
     </w:p>
     <w:p>
@@ -190,7 +190,7 @@
         <w:pStyle w:val="Body"/>
       </w:pPr>
       <w:r>
-        <w:t>relevante: el efecto aparentemente significativo de los acuerdos comerciales</w:t>
+        <w:t>relevante: la asociación aparente de los acuerdos comerciales con el comercio</w:t>
       </w:r>
     </w:p>
     <w:p>
@@ -214,7 +214,7 @@
         <w:pStyle w:val="Body"/>
       </w:pPr>
       <w:r>
-        <w:t>espuria con los grandes compradores de metales y gas, no un efecto causal de</w:t>
+        <w:t>espuria con los grandes compradores de metales y gas, no una relación propia</w:t>
       </w:r>
     </w:p>
     <w:p>
@@ -222,7 +222,47 @@
         <w:pStyle w:val="Body"/>
       </w:pPr>
       <w:r>
-        <w:t>los acuerdos sobre el comercio no-commodity.</w:t>
+        <w:t>de los acuerdos con el comercio no-commodity. Al repetir el ejercicio del</w:t>
+      </w:r>
+    </w:p>
+    <w:p>
+      <w:pPr>
+        <w:pStyle w:val="Body"/>
+      </w:pPr>
+      <w:r>
+        <w:t>lado importador, la asimetría es reveladora: el mismo filtro de commodities y</w:t>
+      </w:r>
+    </w:p>
+    <w:p>
+      <w:pPr>
+        <w:pStyle w:val="Body"/>
+      </w:pPr>
+      <w:r>
+        <w:t>hubs que corrige la distancia en las exportaciones no corrige el signo en</w:t>
+      </w:r>
+    </w:p>
+    <w:p>
+      <w:pPr>
+        <w:pStyle w:val="Body"/>
+      </w:pPr>
+      <w:r>
+        <w:t>las importaciones (+0.90, p&lt;0.001) — porque ahí no hay artefacto de medición</w:t>
+      </w:r>
+    </w:p>
+    <w:p>
+      <w:pPr>
+        <w:pStyle w:val="Body"/>
+      </w:pPr>
+      <w:r>
+        <w:t>que corregir: China, Alemania, Japón y Corea, todas economías manufactureras</w:t>
+      </w:r>
+    </w:p>
+    <w:p>
+      <w:pPr>
+        <w:pStyle w:val="Body"/>
+      </w:pPr>
+      <w:r>
+        <w:t>lejanas, dominan genuinamente la canasta importadora peruana.</w:t>
       </w:r>
     </w:p>
     <w:p>
@@ -437,7 +477,7 @@
         <w:pStyle w:val="Body"/>
       </w:pPr>
       <w:r>
-        <w:t>Se construyó un panel de 224 socios comerciales × 10 años (2015-2024) a</w:t>
+        <w:t>Se construyeron dos paneles espejo de 224 socios comerciales × 10 años</w:t>
       </w:r>
     </w:p>
     <w:p>
@@ -445,7 +485,7 @@
         <w:pStyle w:val="Body"/>
       </w:pPr>
       <w:r>
-        <w:t>partir de las siguientes fuentes, cargadas en una base Neon/PostgreSQL</w:t>
+        <w:t>(2015-2024) — uno con las exportaciones de Perú hacia cada socio, otro con</w:t>
       </w:r>
     </w:p>
     <w:p>
@@ -453,7 +493,15 @@
         <w:pStyle w:val="Body"/>
       </w:pPr>
       <w:r>
-        <w:t>(bcrp_comercio_exterior):</w:t>
+        <w:t>las importaciones de Perú desde cada socio — a partir de las siguientes</w:t>
+      </w:r>
+    </w:p>
+    <w:p>
+      <w:pPr>
+        <w:pStyle w:val="Body"/>
+      </w:pPr>
+      <w:r>
+        <w:t>fuentes, cargadas en una base Neon/PostgreSQL (bcrp_comercio_exterior):</w:t>
       </w:r>
     </w:p>
     <w:p>
@@ -813,7 +861,7 @@
         <w:pStyle w:val="Body"/>
       </w:pPr>
       <w:r>
-        <w:t>La variable dependiente es el valor total exportado por Perú a cada socio en</w:t>
+        <w:t>La variable dependiente es el valor exportado (sección 4) o importado</w:t>
       </w:r>
     </w:p>
     <w:p>
@@ -821,7 +869,7 @@
         <w:pStyle w:val="Body"/>
       </w:pPr>
       <w:r>
-        <w:t>cada año, en millones de USD. A diferencia de una extracción típica que</w:t>
+        <w:t>(sección 5) por Perú con cada socio en cada año, en millones de USD. A</w:t>
       </w:r>
     </w:p>
     <w:p>
@@ -829,7 +877,7 @@
         <w:pStyle w:val="Body"/>
       </w:pPr>
       <w:r>
-        <w:t>trabaja solo con los años en que hubo comercio registrado, el panel incluye</w:t>
+        <w:t>diferencia de una extracción típica que trabaja solo con los años en que</w:t>
       </w:r>
     </w:p>
     <w:p>
@@ -837,7 +885,7 @@
         <w:pStyle w:val="Body"/>
       </w:pPr>
       <w:r>
-        <w:t>los ceros reales: la ausencia de una fila en BACI para un par país-año se</w:t>
+        <w:t>hubo comercio registrado, ambos paneles incluyen los ceros reales: la</w:t>
       </w:r>
     </w:p>
     <w:p>
@@ -845,7 +893,7 @@
         <w:pStyle w:val="Body"/>
       </w:pPr>
       <w:r>
-        <w:t>interpreta como cero comercio ese año, no como dato faltante — PPML explota</w:t>
+        <w:t>ausencia de una fila en BACI para un par país-año se interpreta como cero</w:t>
       </w:r>
     </w:p>
     <w:p>
@@ -853,7 +901,7 @@
         <w:pStyle w:val="Body"/>
       </w:pPr>
       <w:r>
-        <w:t>precisamente esta información, que un modelo log-lineal por MCO tendría que</w:t>
+        <w:t>comercio ese año, no como dato faltante — PPML explota precisamente esta</w:t>
       </w:r>
     </w:p>
     <w:p>
@@ -861,7 +909,7 @@
         <w:pStyle w:val="Body"/>
       </w:pPr>
       <w:r>
-        <w:t>descartar.</w:t>
+        <w:t>información, que un modelo log-lineal por MCO tendría que descartar.</w:t>
       </w:r>
     </w:p>
     <w:p>
@@ -902,7 +950,15 @@
         <w:pStyle w:val="Body"/>
       </w:pPr>
       <w:r>
-        <w:t>Se estima, por año y variantes de la variable dependiente:</w:t>
+        <w:t>Se estima, por año, dirección del flujo (exporta/importa) y variantes de la</w:t>
+      </w:r>
+    </w:p>
+    <w:p>
+      <w:pPr>
+        <w:pStyle w:val="Body"/>
+      </w:pPr>
+      <w:r>
+        <w:t>variable dependiente:</w:t>
       </w:r>
     </w:p>
     <w:p>
@@ -916,9 +972,9 @@
           <w:rFonts w:ascii="Consolas" w:hAnsi="Consolas"/>
           <w:sz w:val="18"/>
         </w:rPr>
-        <w:t>exporta_ij,t = exp(β₁·log(PBI_j,t) + β₂·log(dist_ij) + β₃·frontera_ij</w:t>
+        <w:t>flujo_ij,t = exp(β₁·log(PBI_j,t) + β₂·log(dist_ij) + β₃·frontera_ij</w:t>
         <w:br/>
-        <w:t xml:space="preserve">                    + β₄·idioma_ij + β₅·colonia_ij + β₆·acuerdo_ij,t + γ_t) + ε_ij,t</w:t>
+        <w:t xml:space="preserve">                  + β₄·idioma_ij + β₅·colonia_ij + β₆·acuerdo_ij,t + γ_t) + ε_ij,t</w:t>
       </w:r>
     </w:p>
     <w:p>
@@ -947,7 +1003,7 @@
         <w:pStyle w:val="Body"/>
       </w:pPr>
       <w:r>
-        <w:t>exportador (PBI o población de Perú) no se incluye como regresor explícito:</w:t>
+        <w:t>peruano (PBI o población de Perú) no se incluye como regresor explícito en</w:t>
       </w:r>
     </w:p>
     <w:p>
@@ -955,7 +1011,7 @@
         <w:pStyle w:val="Body"/>
       </w:pPr>
       <w:r>
-        <w:t>como Perú es el único exportador del panel, esas variables no varían entre</w:t>
+        <w:t>ninguna de las dos direcciones: como Perú es el único reportador del panel</w:t>
       </w:r>
     </w:p>
     <w:p>
@@ -963,7 +1019,7 @@
         <w:pStyle w:val="Body"/>
       </w:pPr>
       <w:r>
-        <w:t>socios dentro de un mismo año y son perfectamente colineales con los efectos</w:t>
+        <w:t>(exportador en la sección 4, importador en la sección 5), esas variables no</w:t>
       </w:r>
     </w:p>
     <w:p>
@@ -971,7 +1027,7 @@
         <w:pStyle w:val="Body"/>
       </w:pPr>
       <w:r>
-        <w:t>fijos de año, que ya las absorben — es la forma estándar de controlar por</w:t>
+        <w:t>varían entre socios dentro de un mismo año y son perfectamente colineales con</w:t>
       </w:r>
     </w:p>
     <w:p>
@@ -979,7 +1035,7 @@
         <w:pStyle w:val="Body"/>
       </w:pPr>
       <w:r>
-        <w:t>"resistencia multilateral" del lado exportador en un panel de un solo</w:t>
+        <w:t>los efectos fijos de año, que ya las absorben — es la forma estándar de</w:t>
       </w:r>
     </w:p>
     <w:p>
@@ -987,7 +1043,15 @@
         <w:pStyle w:val="Body"/>
       </w:pPr>
       <w:r>
-        <w:t>exportador.</w:t>
+        <w:t>controlar por "resistencia multilateral" del lado peruano en un panel de un</w:t>
+      </w:r>
+    </w:p>
+    <w:p>
+      <w:pPr>
+        <w:pStyle w:val="Body"/>
+      </w:pPr>
+      <w:r>
+        <w:t>solo reportador.</w:t>
       </w:r>
     </w:p>
     <w:p>
@@ -1007,7 +1071,7 @@
           <w:color w:val="FFFFFF"/>
           <w:sz w:val="22"/>
         </w:rPr>
-        <w:t>4. Resultados</w:t>
+        <w:t>4. Resultados — exportaciones</w:t>
       </w:r>
     </w:p>
     <w:p>
@@ -3494,7 +3558,7 @@
           <w:color w:val="FFFFFF"/>
           <w:sz w:val="22"/>
         </w:rPr>
-        <w:t>5. Discusión</w:t>
+        <w:t>5. Resultados — importaciones</w:t>
       </w:r>
     </w:p>
     <w:p>
@@ -3515,7 +3579,7 @@
         <w:pStyle w:val="Body"/>
       </w:pPr>
       <w:r>
-        <w:t>El hallazgo metodológico central es que, para una economía exportadora de</w:t>
+        <w:t>¿El mismo tratamiento (filtro de commodities + hubs de reexportación)</w:t>
       </w:r>
     </w:p>
     <w:p>
@@ -3523,7 +3587,7 @@
         <w:pStyle w:val="Body"/>
       </w:pPr>
       <w:r>
-        <w:t>commodities como Perú, un modelo de gravedad "de manual" sobre el valor</w:t>
+        <w:t>produce el mismo efecto del lado importador? Se repitió exactamente el</w:t>
       </w:r>
     </w:p>
     <w:p>
@@ -3531,7 +3595,7 @@
         <w:pStyle w:val="Body"/>
       </w:pPr>
       <w:r>
-        <w:t>total exportado no mide lo que se cree que mide: una fracción sustancial del</w:t>
+        <w:t>procedimiento de la sección 4, con Perú como importador en vez de</w:t>
       </w:r>
     </w:p>
     <w:p>
@@ -3539,7 +3603,7 @@
         <w:pStyle w:val="Body"/>
       </w:pPr>
       <w:r>
-        <w:t>flujo refleja la geografía de la refinación y el tránsito global de</w:t>
+        <w:t>exportador: baci_flujos filtrado por importador = 604, mismo panel de</w:t>
       </w:r>
     </w:p>
     <w:p>
@@ -3547,15 +3611,438 @@
         <w:pStyle w:val="Body"/>
       </w:pPr>
       <w:r>
-        <w:t>materias primas (Suiza para oro, Namibia para concentrados de cobre, Países</w:t>
+        <w:t>224 socios, mismos controles.</w:t>
       </w:r>
     </w:p>
     <w:p>
       <w:pPr>
+        <w:spacing w:after="40"/>
+      </w:pPr>
+    </w:p>
+    <w:p>
+      <w:pPr>
+        <w:pStyle w:val="SubSecHdr"/>
+      </w:pPr>
+      <w:r>
+        <w:rPr>
+          <w:b/>
+          <w:color w:val="1A3050"/>
+          <w:sz w:val="21"/>
+        </w:rPr>
+        <w:t>5.1 Especificación cruda</w:t>
+      </w:r>
+    </w:p>
+    <w:p>
+      <w:pPr>
+        <w:spacing w:after="40"/>
+      </w:pPr>
+    </w:p>
+    <w:tbl>
+      <w:tblPr>
+        <w:tblW w:type="auto" w:w="0"/>
+        <w:jc w:val="center"/>
+        <w:tblLayout w:type="fixed"/>
+        <w:tblLook w:firstColumn="1" w:firstRow="1" w:lastColumn="0" w:lastRow="0" w:noHBand="0" w:noVBand="1" w:val="04A0"/>
+      </w:tblPr>
+      <w:tblGrid>
+        <w:gridCol w:w="2911"/>
+        <w:gridCol w:w="2911"/>
+        <w:gridCol w:w="2911"/>
+      </w:tblGrid>
+      <w:tr>
+        <w:tc>
+          <w:tcPr>
+            <w:tcW w:type="dxa" w:w="2910"/>
+            <w:shd w:val="clear" w:color="auto" w:fill="1A3050"/>
+          </w:tcPr>
+          <w:p>
+            <w:pPr>
+              <w:spacing w:before="60" w:after="60"/>
+            </w:pPr>
+            <w:r>
+              <w:rPr>
+                <w:b/>
+                <w:color w:val="FFFFFF"/>
+                <w:sz w:val="18"/>
+              </w:rPr>
+              <w:t>Variable</w:t>
+            </w:r>
+          </w:p>
+        </w:tc>
+        <w:tc>
+          <w:tcPr>
+            <w:tcW w:type="dxa" w:w="2910"/>
+            <w:shd w:val="clear" w:color="auto" w:fill="1A3050"/>
+          </w:tcPr>
+          <w:p>
+            <w:pPr>
+              <w:spacing w:before="60" w:after="60"/>
+            </w:pPr>
+            <w:r>
+              <w:rPr>
+                <w:b/>
+                <w:color w:val="FFFFFF"/>
+                <w:sz w:val="18"/>
+              </w:rPr>
+              <w:t>Coeficiente</w:t>
+            </w:r>
+          </w:p>
+        </w:tc>
+        <w:tc>
+          <w:tcPr>
+            <w:tcW w:type="dxa" w:w="2910"/>
+            <w:shd w:val="clear" w:color="auto" w:fill="1A3050"/>
+          </w:tcPr>
+          <w:p>
+            <w:pPr>
+              <w:spacing w:before="60" w:after="60"/>
+            </w:pPr>
+            <w:r>
+              <w:rPr>
+                <w:b/>
+                <w:color w:val="FFFFFF"/>
+                <w:sz w:val="18"/>
+              </w:rPr>
+              <w:t>p-valor</w:t>
+            </w:r>
+          </w:p>
+        </w:tc>
+      </w:tr>
+      <w:tr>
+        <w:tc>
+          <w:tcPr>
+            <w:tcW w:type="dxa" w:w="2910"/>
+            <w:shd w:val="clear" w:color="auto" w:fill="FFFFFF"/>
+          </w:tcPr>
+          <w:p>
+            <w:pPr>
+              <w:spacing w:before="60" w:after="60"/>
+            </w:pPr>
+            <w:r>
+              <w:rPr>
+                <w:sz w:val="18"/>
+              </w:rPr>
+              <w:t>log(PBI del socio)</w:t>
+            </w:r>
+          </w:p>
+        </w:tc>
+        <w:tc>
+          <w:tcPr>
+            <w:tcW w:type="dxa" w:w="2910"/>
+            <w:shd w:val="clear" w:color="auto" w:fill="FFFFFF"/>
+          </w:tcPr>
+          <w:p>
+            <w:pPr>
+              <w:spacing w:before="60" w:after="60"/>
+            </w:pPr>
+            <w:r>
+              <w:rPr>
+                <w:sz w:val="18"/>
+              </w:rPr>
+              <w:t>+1.18</w:t>
+            </w:r>
+          </w:p>
+        </w:tc>
+        <w:tc>
+          <w:tcPr>
+            <w:tcW w:type="dxa" w:w="2910"/>
+            <w:shd w:val="clear" w:color="auto" w:fill="FFFFFF"/>
+          </w:tcPr>
+          <w:p>
+            <w:pPr>
+              <w:spacing w:before="60" w:after="60"/>
+            </w:pPr>
+            <w:r>
+              <w:rPr>
+                <w:sz w:val="18"/>
+              </w:rPr>
+              <w:t>&lt;0.001</w:t>
+            </w:r>
+          </w:p>
+        </w:tc>
+      </w:tr>
+      <w:tr>
+        <w:tc>
+          <w:tcPr>
+            <w:tcW w:type="dxa" w:w="2910"/>
+            <w:shd w:val="clear" w:color="auto" w:fill="F4F6FA"/>
+          </w:tcPr>
+          <w:p>
+            <w:pPr>
+              <w:spacing w:before="60" w:after="60"/>
+            </w:pPr>
+            <w:r>
+              <w:rPr>
+                <w:sz w:val="18"/>
+              </w:rPr>
+              <w:t>log(distancia)</w:t>
+            </w:r>
+          </w:p>
+        </w:tc>
+        <w:tc>
+          <w:tcPr>
+            <w:tcW w:type="dxa" w:w="2910"/>
+            <w:shd w:val="clear" w:color="auto" w:fill="F4F6FA"/>
+          </w:tcPr>
+          <w:p>
+            <w:pPr>
+              <w:spacing w:before="60" w:after="60"/>
+            </w:pPr>
+            <w:r>
+              <w:rPr>
+                <w:sz w:val="18"/>
+              </w:rPr>
+              <w:t>+0.35</w:t>
+            </w:r>
+          </w:p>
+        </w:tc>
+        <w:tc>
+          <w:tcPr>
+            <w:tcW w:type="dxa" w:w="2910"/>
+            <w:shd w:val="clear" w:color="auto" w:fill="F4F6FA"/>
+          </w:tcPr>
+          <w:p>
+            <w:pPr>
+              <w:spacing w:before="60" w:after="60"/>
+            </w:pPr>
+            <w:r>
+              <w:rPr>
+                <w:sz w:val="18"/>
+              </w:rPr>
+              <w:t>0.209</w:t>
+            </w:r>
+          </w:p>
+        </w:tc>
+      </w:tr>
+      <w:tr>
+        <w:tc>
+          <w:tcPr>
+            <w:tcW w:type="dxa" w:w="2910"/>
+            <w:shd w:val="clear" w:color="auto" w:fill="FFFFFF"/>
+          </w:tcPr>
+          <w:p>
+            <w:pPr>
+              <w:spacing w:before="60" w:after="60"/>
+            </w:pPr>
+            <w:r>
+              <w:rPr>
+                <w:sz w:val="18"/>
+              </w:rPr>
+              <w:t>Frontera común</w:t>
+            </w:r>
+          </w:p>
+        </w:tc>
+        <w:tc>
+          <w:tcPr>
+            <w:tcW w:type="dxa" w:w="2910"/>
+            <w:shd w:val="clear" w:color="auto" w:fill="FFFFFF"/>
+          </w:tcPr>
+          <w:p>
+            <w:pPr>
+              <w:spacing w:before="60" w:after="60"/>
+            </w:pPr>
+            <w:r>
+              <w:rPr>
+                <w:sz w:val="18"/>
+              </w:rPr>
+              <w:t>+1.77</w:t>
+            </w:r>
+          </w:p>
+        </w:tc>
+        <w:tc>
+          <w:tcPr>
+            <w:tcW w:type="dxa" w:w="2910"/>
+            <w:shd w:val="clear" w:color="auto" w:fill="FFFFFF"/>
+          </w:tcPr>
+          <w:p>
+            <w:pPr>
+              <w:spacing w:before="60" w:after="60"/>
+            </w:pPr>
+            <w:r>
+              <w:rPr>
+                <w:sz w:val="18"/>
+              </w:rPr>
+              <w:t>&lt;0.001</w:t>
+            </w:r>
+          </w:p>
+        </w:tc>
+      </w:tr>
+      <w:tr>
+        <w:tc>
+          <w:tcPr>
+            <w:tcW w:type="dxa" w:w="2910"/>
+            <w:shd w:val="clear" w:color="auto" w:fill="F4F6FA"/>
+          </w:tcPr>
+          <w:p>
+            <w:pPr>
+              <w:spacing w:before="60" w:after="60"/>
+            </w:pPr>
+            <w:r>
+              <w:rPr>
+                <w:sz w:val="18"/>
+              </w:rPr>
+              <w:t>Idioma oficial común</w:t>
+            </w:r>
+          </w:p>
+        </w:tc>
+        <w:tc>
+          <w:tcPr>
+            <w:tcW w:type="dxa" w:w="2910"/>
+            <w:shd w:val="clear" w:color="auto" w:fill="F4F6FA"/>
+          </w:tcPr>
+          <w:p>
+            <w:pPr>
+              <w:spacing w:before="60" w:after="60"/>
+            </w:pPr>
+            <w:r>
+              <w:rPr>
+                <w:sz w:val="18"/>
+              </w:rPr>
+              <w:t>+2.09</w:t>
+            </w:r>
+          </w:p>
+        </w:tc>
+        <w:tc>
+          <w:tcPr>
+            <w:tcW w:type="dxa" w:w="2910"/>
+            <w:shd w:val="clear" w:color="auto" w:fill="F4F6FA"/>
+          </w:tcPr>
+          <w:p>
+            <w:pPr>
+              <w:spacing w:before="60" w:after="60"/>
+            </w:pPr>
+            <w:r>
+              <w:rPr>
+                <w:sz w:val="18"/>
+              </w:rPr>
+              <w:t>&lt;0.001</w:t>
+            </w:r>
+          </w:p>
+        </w:tc>
+      </w:tr>
+      <w:tr>
+        <w:tc>
+          <w:tcPr>
+            <w:tcW w:type="dxa" w:w="2910"/>
+            <w:shd w:val="clear" w:color="auto" w:fill="FFFFFF"/>
+          </w:tcPr>
+          <w:p>
+            <w:pPr>
+              <w:spacing w:before="60" w:after="60"/>
+            </w:pPr>
+            <w:r>
+              <w:rPr>
+                <w:sz w:val="18"/>
+              </w:rPr>
+              <w:t>Ex-colonia</w:t>
+            </w:r>
+          </w:p>
+        </w:tc>
+        <w:tc>
+          <w:tcPr>
+            <w:tcW w:type="dxa" w:w="2910"/>
+            <w:shd w:val="clear" w:color="auto" w:fill="FFFFFF"/>
+          </w:tcPr>
+          <w:p>
+            <w:pPr>
+              <w:spacing w:before="60" w:after="60"/>
+            </w:pPr>
+            <w:r>
+              <w:rPr>
+                <w:sz w:val="18"/>
+              </w:rPr>
+              <w:t>−1.38</w:t>
+            </w:r>
+          </w:p>
+        </w:tc>
+        <w:tc>
+          <w:tcPr>
+            <w:tcW w:type="dxa" w:w="2910"/>
+            <w:shd w:val="clear" w:color="auto" w:fill="FFFFFF"/>
+          </w:tcPr>
+          <w:p>
+            <w:pPr>
+              <w:spacing w:before="60" w:after="60"/>
+            </w:pPr>
+            <w:r>
+              <w:rPr>
+                <w:sz w:val="18"/>
+              </w:rPr>
+              <w:t>&lt;0.001</w:t>
+            </w:r>
+          </w:p>
+        </w:tc>
+      </w:tr>
+      <w:tr>
+        <w:tc>
+          <w:tcPr>
+            <w:tcW w:type="dxa" w:w="2910"/>
+            <w:shd w:val="clear" w:color="auto" w:fill="F4F6FA"/>
+          </w:tcPr>
+          <w:p>
+            <w:pPr>
+              <w:spacing w:before="60" w:after="60"/>
+            </w:pPr>
+            <w:r>
+              <w:rPr>
+                <w:sz w:val="18"/>
+              </w:rPr>
+              <w:t>Tiene acuerdo comercial</w:t>
+            </w:r>
+          </w:p>
+        </w:tc>
+        <w:tc>
+          <w:tcPr>
+            <w:tcW w:type="dxa" w:w="2910"/>
+            <w:shd w:val="clear" w:color="auto" w:fill="F4F6FA"/>
+          </w:tcPr>
+          <w:p>
+            <w:pPr>
+              <w:spacing w:before="60" w:after="60"/>
+            </w:pPr>
+            <w:r>
+              <w:rPr>
+                <w:sz w:val="18"/>
+              </w:rPr>
+              <w:t>+0.01</w:t>
+            </w:r>
+          </w:p>
+        </w:tc>
+        <w:tc>
+          <w:tcPr>
+            <w:tcW w:type="dxa" w:w="2910"/>
+            <w:shd w:val="clear" w:color="auto" w:fill="F4F6FA"/>
+          </w:tcPr>
+          <w:p>
+            <w:pPr>
+              <w:spacing w:before="60" w:after="60"/>
+            </w:pPr>
+            <w:r>
+              <w:rPr>
+                <w:sz w:val="18"/>
+              </w:rPr>
+              <w:t>0.967</w:t>
+            </w:r>
+          </w:p>
+        </w:tc>
+      </w:tr>
+    </w:tbl>
+    <w:p>
+      <w:pPr>
+        <w:spacing w:after="80"/>
+      </w:pPr>
+    </w:p>
+    <w:p>
+      <w:pPr>
+        <w:spacing w:after="40"/>
+      </w:pPr>
+    </w:p>
+    <w:p>
+      <w:pPr>
         <w:pStyle w:val="Body"/>
       </w:pPr>
       <w:r>
-        <w:t>Bajos/Panamá como puertos de redistribución), no la relación bilateral</w:t>
+        <w:t>n = 1,907; pseudo-R² = 0.93. A diferencia de las exportaciones, la</w:t>
       </w:r>
     </w:p>
     <w:p>
@@ -3563,7 +4050,7 @@
         <w:pStyle w:val="Body"/>
       </w:pPr>
       <w:r>
-        <w:t>económica entre Perú y el país de destino final. Ignorar esto no solo</w:t>
+        <w:t>distancia ya nace con el signo "equivocado" (positivo) aunque no</w:t>
       </w:r>
     </w:p>
     <w:p>
@@ -3571,7 +4058,7 @@
         <w:pStyle w:val="Body"/>
       </w:pPr>
       <w:r>
-        <w:t>distorsiona el coeficiente de distancia: también infla artificialmente el</w:t>
+        <w:t>significativo — una primera señal de que la historia del lado importador</w:t>
       </w:r>
     </w:p>
     <w:p>
@@ -3579,15 +4066,38 @@
         <w:pStyle w:val="Body"/>
       </w:pPr>
       <w:r>
-        <w:t>coeficiente de "tiene acuerdo comercial" (de +0.71 significativo a −0.05</w:t>
+        <w:t>podría ser distinta.</w:t>
       </w:r>
     </w:p>
     <w:p>
       <w:pPr>
+        <w:spacing w:after="40"/>
+      </w:pPr>
+    </w:p>
+    <w:p>
+      <w:pPr>
+        <w:pStyle w:val="SubSecHdr"/>
+      </w:pPr>
+      <w:r>
+        <w:rPr>
+          <w:b/>
+          <w:color w:val="1A3050"/>
+          <w:sz w:val="21"/>
+        </w:rPr>
+        <w:t>5.2 Diagnóstico: ¿commodities otra vez?</w:t>
+      </w:r>
+    </w:p>
+    <w:p>
+      <w:pPr>
+        <w:spacing w:after="40"/>
+      </w:pPr>
+    </w:p>
+    <w:p>
+      <w:pPr>
         <w:pStyle w:val="Body"/>
       </w:pPr>
       <w:r>
-        <w:t>estadísticamente nulo), porque los países con acuerdos comerciales vigentes</w:t>
+        <w:t>Antes de aplicar el mismo filtro de forma automática, se repitió el</w:t>
       </w:r>
     </w:p>
     <w:p>
@@ -3595,20 +4105,269 @@
         <w:pStyle w:val="Body"/>
       </w:pPr>
       <w:r>
-        <w:t>con Perú tienden a coincidir con los grandes compradores de oro y gas.</w:t>
+        <w:t>diagnóstico de residuos de Pearson sobre el total importado. El resultado</w:t>
       </w:r>
     </w:p>
     <w:p>
       <w:pPr>
+        <w:pStyle w:val="Body"/>
+      </w:pPr>
+      <w:r>
+        <w:t>confirma que sí hay un commodity dominante — pero no el mismo:</w:t>
+      </w:r>
+    </w:p>
+    <w:p>
+      <w:pPr>
         <w:spacing w:after="40"/>
       </w:pPr>
     </w:p>
+    <w:tbl>
+      <w:tblPr>
+        <w:tblW w:type="auto" w:w="0"/>
+        <w:jc w:val="center"/>
+        <w:tblLayout w:type="fixed"/>
+        <w:tblLook w:firstColumn="1" w:firstRow="1" w:lastColumn="0" w:lastRow="0" w:noHBand="0" w:noVBand="1" w:val="04A0"/>
+      </w:tblPr>
+      <w:tblGrid>
+        <w:gridCol w:w="2911"/>
+        <w:gridCol w:w="2911"/>
+        <w:gridCol w:w="2911"/>
+      </w:tblGrid>
+      <w:tr>
+        <w:tc>
+          <w:tcPr>
+            <w:tcW w:type="dxa" w:w="2910"/>
+            <w:shd w:val="clear" w:color="auto" w:fill="1A3050"/>
+          </w:tcPr>
+          <w:p>
+            <w:pPr>
+              <w:spacing w:before="60" w:after="60"/>
+            </w:pPr>
+            <w:r>
+              <w:rPr>
+                <w:b/>
+                <w:color w:val="FFFFFF"/>
+                <w:sz w:val="18"/>
+              </w:rPr>
+              <w:t>País</w:t>
+            </w:r>
+          </w:p>
+        </w:tc>
+        <w:tc>
+          <w:tcPr>
+            <w:tcW w:type="dxa" w:w="2910"/>
+            <w:shd w:val="clear" w:color="auto" w:fill="1A3050"/>
+          </w:tcPr>
+          <w:p>
+            <w:pPr>
+              <w:spacing w:before="60" w:after="60"/>
+            </w:pPr>
+            <w:r>
+              <w:rPr>
+                <w:b/>
+                <w:color w:val="FFFFFF"/>
+                <w:sz w:val="18"/>
+              </w:rPr>
+              <w:t>Producto (HS6)</w:t>
+            </w:r>
+          </w:p>
+        </w:tc>
+        <w:tc>
+          <w:tcPr>
+            <w:tcW w:type="dxa" w:w="2910"/>
+            <w:shd w:val="clear" w:color="auto" w:fill="1A3050"/>
+          </w:tcPr>
+          <w:p>
+            <w:pPr>
+              <w:spacing w:before="60" w:after="60"/>
+            </w:pPr>
+            <w:r>
+              <w:rPr>
+                <w:b/>
+                <w:color w:val="FFFFFF"/>
+                <w:sz w:val="18"/>
+              </w:rPr>
+              <w:t>Valor en la década</w:t>
+            </w:r>
+          </w:p>
+        </w:tc>
+      </w:tr>
+      <w:tr>
+        <w:tc>
+          <w:tcPr>
+            <w:tcW w:type="dxa" w:w="2910"/>
+            <w:shd w:val="clear" w:color="auto" w:fill="FFFFFF"/>
+          </w:tcPr>
+          <w:p>
+            <w:pPr>
+              <w:spacing w:before="60" w:after="60"/>
+            </w:pPr>
+            <w:r>
+              <w:rPr>
+                <w:sz w:val="18"/>
+              </w:rPr>
+              <w:t>Nigeria</w:t>
+            </w:r>
+          </w:p>
+        </w:tc>
+        <w:tc>
+          <w:tcPr>
+            <w:tcW w:type="dxa" w:w="2910"/>
+            <w:shd w:val="clear" w:color="auto" w:fill="FFFFFF"/>
+          </w:tcPr>
+          <w:p>
+            <w:pPr>
+              <w:spacing w:before="60" w:after="60"/>
+            </w:pPr>
+            <w:r>
+              <w:rPr>
+                <w:sz w:val="18"/>
+              </w:rPr>
+              <w:t>270900 — petróleo crudo</w:t>
+            </w:r>
+          </w:p>
+        </w:tc>
+        <w:tc>
+          <w:tcPr>
+            <w:tcW w:type="dxa" w:w="2910"/>
+            <w:shd w:val="clear" w:color="auto" w:fill="FFFFFF"/>
+          </w:tcPr>
+          <w:p>
+            <w:pPr>
+              <w:spacing w:before="60" w:after="60"/>
+            </w:pPr>
+            <w:r>
+              <w:rPr>
+                <w:sz w:val="18"/>
+              </w:rPr>
+              <w:t>USD 2,193 millones</w:t>
+            </w:r>
+          </w:p>
+        </w:tc>
+      </w:tr>
+      <w:tr>
+        <w:tc>
+          <w:tcPr>
+            <w:tcW w:type="dxa" w:w="2910"/>
+            <w:shd w:val="clear" w:color="auto" w:fill="F4F6FA"/>
+          </w:tcPr>
+          <w:p>
+            <w:pPr>
+              <w:spacing w:before="60" w:after="60"/>
+            </w:pPr>
+            <w:r>
+              <w:rPr>
+                <w:sz w:val="18"/>
+              </w:rPr>
+              <w:t>Trinidad y Tobago</w:t>
+            </w:r>
+          </w:p>
+        </w:tc>
+        <w:tc>
+          <w:tcPr>
+            <w:tcW w:type="dxa" w:w="2910"/>
+            <w:shd w:val="clear" w:color="auto" w:fill="F4F6FA"/>
+          </w:tcPr>
+          <w:p>
+            <w:pPr>
+              <w:spacing w:before="60" w:after="60"/>
+            </w:pPr>
+            <w:r>
+              <w:rPr>
+                <w:sz w:val="18"/>
+              </w:rPr>
+              <w:t>270900 — petróleo crudo</w:t>
+            </w:r>
+          </w:p>
+        </w:tc>
+        <w:tc>
+          <w:tcPr>
+            <w:tcW w:type="dxa" w:w="2910"/>
+            <w:shd w:val="clear" w:color="auto" w:fill="F4F6FA"/>
+          </w:tcPr>
+          <w:p>
+            <w:pPr>
+              <w:spacing w:before="60" w:after="60"/>
+            </w:pPr>
+            <w:r>
+              <w:rPr>
+                <w:sz w:val="18"/>
+              </w:rPr>
+              <w:t>USD 2,077 millones</w:t>
+            </w:r>
+          </w:p>
+        </w:tc>
+      </w:tr>
+      <w:tr>
+        <w:tc>
+          <w:tcPr>
+            <w:tcW w:type="dxa" w:w="2910"/>
+            <w:shd w:val="clear" w:color="auto" w:fill="FFFFFF"/>
+          </w:tcPr>
+          <w:p>
+            <w:pPr>
+              <w:spacing w:before="60" w:after="60"/>
+            </w:pPr>
+            <w:r>
+              <w:rPr>
+                <w:sz w:val="18"/>
+              </w:rPr>
+              <w:t>Congo</w:t>
+            </w:r>
+          </w:p>
+        </w:tc>
+        <w:tc>
+          <w:tcPr>
+            <w:tcW w:type="dxa" w:w="2910"/>
+            <w:shd w:val="clear" w:color="auto" w:fill="FFFFFF"/>
+          </w:tcPr>
+          <w:p>
+            <w:pPr>
+              <w:spacing w:before="60" w:after="60"/>
+            </w:pPr>
+            <w:r>
+              <w:rPr>
+                <w:sz w:val="18"/>
+              </w:rPr>
+              <w:t>270900 — petróleo crudo</w:t>
+            </w:r>
+          </w:p>
+        </w:tc>
+        <w:tc>
+          <w:tcPr>
+            <w:tcW w:type="dxa" w:w="2910"/>
+            <w:shd w:val="clear" w:color="auto" w:fill="FFFFFF"/>
+          </w:tcPr>
+          <w:p>
+            <w:pPr>
+              <w:spacing w:before="60" w:after="60"/>
+            </w:pPr>
+            <w:r>
+              <w:rPr>
+                <w:sz w:val="18"/>
+              </w:rPr>
+              <w:t>USD 228 millones</w:t>
+            </w:r>
+          </w:p>
+        </w:tc>
+      </w:tr>
+    </w:tbl>
+    <w:p>
+      <w:pPr>
+        <w:spacing w:after="80"/>
+      </w:pPr>
+    </w:p>
+    <w:p>
+      <w:pPr>
+        <w:spacing w:after="40"/>
+      </w:pPr>
+    </w:p>
     <w:p>
       <w:pPr>
         <w:pStyle w:val="Body"/>
       </w:pPr>
       <w:r>
-        <w:t>Este patrón no es exclusivo de Perú: es un problema conocido en la</w:t>
+        <w:t>HS27 (combustibles minerales) es, de hecho, el capítulo arancelario más</w:t>
       </w:r>
     </w:p>
     <w:p>
@@ -3616,7 +4375,7 @@
         <w:pStyle w:val="Body"/>
       </w:pPr>
       <w:r>
-        <w:t>literatura de gravedad para economías exportadoras de recursos naturales</w:t>
+        <w:t>grande de toda la canasta importadora peruana (USD 64,900 millones en la</w:t>
       </w:r>
     </w:p>
     <w:p>
@@ -3624,7 +4383,7 @@
         <w:pStyle w:val="Body"/>
       </w:pPr>
       <w:r>
-        <w:t>(Chile con cobre, los países del Golfo con petróleo, la República Democrática</w:t>
+        <w:t>década, más que maquinaria o vehículos) — Perú importa crudo para sus</w:t>
       </w:r>
     </w:p>
     <w:p>
@@ -3632,7 +4391,7 @@
         <w:pStyle w:val="Body"/>
       </w:pPr>
       <w:r>
-        <w:t>del Congo con cobalto). El aporte de este ejercicio es documentar el</w:t>
+        <w:t>refinerías pese a exportar su propio gas natural licuado. Por consistencia</w:t>
       </w:r>
     </w:p>
     <w:p>
@@ -3640,7 +4399,7 @@
         <w:pStyle w:val="Body"/>
       </w:pPr>
       <w:r>
-        <w:t>procedimiento completo y reproducible —diagnóstico de residuos, filtro por</w:t>
+        <w:t>metodológica se aplicó el mismo filtro HS26/HS71/HS27 usado en</w:t>
       </w:r>
     </w:p>
     <w:p>
@@ -3648,7 +4407,7 @@
         <w:pStyle w:val="Body"/>
       </w:pPr>
       <w:r>
-        <w:t>producto declarado a priori, filtro por país con lista estándar de la</w:t>
+        <w:t>exportaciones (HS26 y HS71 no son relevantes en volumen para las</w:t>
       </w:r>
     </w:p>
     <w:p>
@@ -3656,7 +4415,7 @@
         <w:pStyle w:val="Body"/>
       </w:pPr>
       <w:r>
-        <w:t>literatura, y el punto explícito en el que se decide dejar de excluir</w:t>
+        <w:t>importaciones, pero excluirlos no cambia nada y mantiene el filtro idéntico</w:t>
       </w:r>
     </w:p>
     <w:p>
@@ -3664,7 +4423,1151 @@
         <w:pStyle w:val="Body"/>
       </w:pPr>
       <w:r>
-        <w:t>observaciones— en un caso real con datos públicos verificables.</w:t>
+        <w:t>en ambas direcciones).</w:t>
+      </w:r>
+    </w:p>
+    <w:p>
+      <w:pPr>
+        <w:spacing w:after="40"/>
+      </w:pPr>
+    </w:p>
+    <w:p>
+      <w:pPr>
+        <w:pStyle w:val="SubSecHdr"/>
+      </w:pPr>
+      <w:r>
+        <w:rPr>
+          <w:b/>
+          <w:color w:val="1A3050"/>
+          <w:sz w:val="21"/>
+        </w:rPr>
+        <w:t>5.3 Resultado tras el filtro: la distancia empeora, no mejora</w:t>
+      </w:r>
+    </w:p>
+    <w:p>
+      <w:pPr>
+        <w:spacing w:after="40"/>
+      </w:pPr>
+    </w:p>
+    <w:tbl>
+      <w:tblPr>
+        <w:tblW w:type="auto" w:w="0"/>
+        <w:jc w:val="center"/>
+        <w:tblLayout w:type="fixed"/>
+        <w:tblLook w:firstColumn="1" w:firstRow="1" w:lastColumn="0" w:lastRow="0" w:noHBand="0" w:noVBand="1" w:val="04A0"/>
+      </w:tblPr>
+      <w:tblGrid>
+        <w:gridCol w:w="2183"/>
+        <w:gridCol w:w="2183"/>
+        <w:gridCol w:w="2183"/>
+        <w:gridCol w:w="2183"/>
+      </w:tblGrid>
+      <w:tr>
+        <w:tc>
+          <w:tcPr>
+            <w:tcW w:type="dxa" w:w="2183"/>
+            <w:shd w:val="clear" w:color="auto" w:fill="1A3050"/>
+          </w:tcPr>
+          <w:p>
+            <w:pPr>
+              <w:spacing w:before="60" w:after="60"/>
+            </w:pPr>
+            <w:r>
+              <w:rPr>
+                <w:b/>
+                <w:color w:val="FFFFFF"/>
+                <w:sz w:val="18"/>
+              </w:rPr>
+              <w:t>Variable</w:t>
+            </w:r>
+          </w:p>
+        </w:tc>
+        <w:tc>
+          <w:tcPr>
+            <w:tcW w:type="dxa" w:w="2183"/>
+            <w:shd w:val="clear" w:color="auto" w:fill="1A3050"/>
+          </w:tcPr>
+          <w:p>
+            <w:pPr>
+              <w:spacing w:before="60" w:after="60"/>
+            </w:pPr>
+            <w:r>
+              <w:rPr>
+                <w:b/>
+                <w:color w:val="FFFFFF"/>
+                <w:sz w:val="18"/>
+              </w:rPr>
+              <w:t>Cruda</w:t>
+            </w:r>
+          </w:p>
+        </w:tc>
+        <w:tc>
+          <w:tcPr>
+            <w:tcW w:type="dxa" w:w="2183"/>
+            <w:shd w:val="clear" w:color="auto" w:fill="1A3050"/>
+          </w:tcPr>
+          <w:p>
+            <w:pPr>
+              <w:spacing w:before="60" w:after="60"/>
+            </w:pPr>
+            <w:r>
+              <w:rPr>
+                <w:b/>
+                <w:color w:val="FFFFFF"/>
+                <w:sz w:val="18"/>
+              </w:rPr>
+              <w:t>Sin HS26/71/27</w:t>
+            </w:r>
+          </w:p>
+        </w:tc>
+        <w:tc>
+          <w:tcPr>
+            <w:tcW w:type="dxa" w:w="2183"/>
+            <w:shd w:val="clear" w:color="auto" w:fill="1A3050"/>
+          </w:tcPr>
+          <w:p>
+            <w:pPr>
+              <w:spacing w:before="60" w:after="60"/>
+            </w:pPr>
+            <w:r>
+              <w:rPr>
+                <w:b/>
+                <w:color w:val="FFFFFF"/>
+                <w:sz w:val="18"/>
+              </w:rPr>
+              <w:t>Final (sin hubs)</w:t>
+            </w:r>
+          </w:p>
+        </w:tc>
+      </w:tr>
+      <w:tr>
+        <w:tc>
+          <w:tcPr>
+            <w:tcW w:type="dxa" w:w="2183"/>
+            <w:shd w:val="clear" w:color="auto" w:fill="FFFFFF"/>
+          </w:tcPr>
+          <w:p>
+            <w:pPr>
+              <w:spacing w:before="60" w:after="60"/>
+            </w:pPr>
+            <w:r>
+              <w:rPr>
+                <w:sz w:val="18"/>
+              </w:rPr>
+              <w:t>log(PBI del socio)</w:t>
+            </w:r>
+          </w:p>
+        </w:tc>
+        <w:tc>
+          <w:tcPr>
+            <w:tcW w:type="dxa" w:w="2183"/>
+            <w:shd w:val="clear" w:color="auto" w:fill="FFFFFF"/>
+          </w:tcPr>
+          <w:p>
+            <w:pPr>
+              <w:spacing w:before="60" w:after="60"/>
+            </w:pPr>
+            <w:r>
+              <w:rPr>
+                <w:sz w:val="18"/>
+              </w:rPr>
+              <w:t>+1.18</w:t>
+            </w:r>
+          </w:p>
+        </w:tc>
+        <w:tc>
+          <w:tcPr>
+            <w:tcW w:type="dxa" w:w="2183"/>
+            <w:shd w:val="clear" w:color="auto" w:fill="FFFFFF"/>
+          </w:tcPr>
+          <w:p>
+            <w:pPr>
+              <w:spacing w:before="60" w:after="60"/>
+            </w:pPr>
+            <w:r>
+              <w:rPr>
+                <w:sz w:val="18"/>
+              </w:rPr>
+              <w:t>+1.19</w:t>
+            </w:r>
+          </w:p>
+        </w:tc>
+        <w:tc>
+          <w:tcPr>
+            <w:tcW w:type="dxa" w:w="2183"/>
+            <w:shd w:val="clear" w:color="auto" w:fill="FFFFFF"/>
+          </w:tcPr>
+          <w:p>
+            <w:pPr>
+              <w:spacing w:before="60" w:after="60"/>
+            </w:pPr>
+            <w:r>
+              <w:rPr>
+                <w:sz w:val="18"/>
+              </w:rPr>
+              <w:t>+1.19</w:t>
+            </w:r>
+          </w:p>
+        </w:tc>
+      </w:tr>
+      <w:tr>
+        <w:tc>
+          <w:tcPr>
+            <w:tcW w:type="dxa" w:w="2183"/>
+            <w:shd w:val="clear" w:color="auto" w:fill="F4F6FA"/>
+          </w:tcPr>
+          <w:p>
+            <w:pPr>
+              <w:spacing w:before="60" w:after="60"/>
+            </w:pPr>
+            <w:r>
+              <w:rPr>
+                <w:sz w:val="18"/>
+              </w:rPr>
+              <w:t>log(distancia)</w:t>
+            </w:r>
+          </w:p>
+        </w:tc>
+        <w:tc>
+          <w:tcPr>
+            <w:tcW w:type="dxa" w:w="2183"/>
+            <w:shd w:val="clear" w:color="auto" w:fill="F4F6FA"/>
+          </w:tcPr>
+          <w:p>
+            <w:pPr>
+              <w:spacing w:before="60" w:after="60"/>
+            </w:pPr>
+            <w:r>
+              <w:rPr>
+                <w:sz w:val="18"/>
+              </w:rPr>
+              <w:t>+0.35 (p=0.21)</w:t>
+            </w:r>
+          </w:p>
+        </w:tc>
+        <w:tc>
+          <w:tcPr>
+            <w:tcW w:type="dxa" w:w="2183"/>
+            <w:shd w:val="clear" w:color="auto" w:fill="F4F6FA"/>
+          </w:tcPr>
+          <w:p>
+            <w:pPr>
+              <w:spacing w:before="60" w:after="60"/>
+            </w:pPr>
+            <w:r>
+              <w:rPr>
+                <w:sz w:val="18"/>
+              </w:rPr>
+              <w:t>+0.88 (p=0.001)</w:t>
+            </w:r>
+          </w:p>
+        </w:tc>
+        <w:tc>
+          <w:tcPr>
+            <w:tcW w:type="dxa" w:w="2183"/>
+            <w:shd w:val="clear" w:color="auto" w:fill="F4F6FA"/>
+          </w:tcPr>
+          <w:p>
+            <w:pPr>
+              <w:spacing w:before="60" w:after="60"/>
+            </w:pPr>
+            <w:r>
+              <w:rPr>
+                <w:sz w:val="18"/>
+              </w:rPr>
+              <w:t>+0.90 (p&lt;0.001)</w:t>
+            </w:r>
+          </w:p>
+        </w:tc>
+      </w:tr>
+      <w:tr>
+        <w:tc>
+          <w:tcPr>
+            <w:tcW w:type="dxa" w:w="2183"/>
+            <w:shd w:val="clear" w:color="auto" w:fill="FFFFFF"/>
+          </w:tcPr>
+          <w:p>
+            <w:pPr>
+              <w:spacing w:before="60" w:after="60"/>
+            </w:pPr>
+            <w:r>
+              <w:rPr>
+                <w:sz w:val="18"/>
+              </w:rPr>
+              <w:t>Frontera común</w:t>
+            </w:r>
+          </w:p>
+        </w:tc>
+        <w:tc>
+          <w:tcPr>
+            <w:tcW w:type="dxa" w:w="2183"/>
+            <w:shd w:val="clear" w:color="auto" w:fill="FFFFFF"/>
+          </w:tcPr>
+          <w:p>
+            <w:pPr>
+              <w:spacing w:before="60" w:after="60"/>
+            </w:pPr>
+            <w:r>
+              <w:rPr>
+                <w:sz w:val="18"/>
+              </w:rPr>
+              <w:t>+1.77</w:t>
+            </w:r>
+          </w:p>
+        </w:tc>
+        <w:tc>
+          <w:tcPr>
+            <w:tcW w:type="dxa" w:w="2183"/>
+            <w:shd w:val="clear" w:color="auto" w:fill="FFFFFF"/>
+          </w:tcPr>
+          <w:p>
+            <w:pPr>
+              <w:spacing w:before="60" w:after="60"/>
+            </w:pPr>
+            <w:r>
+              <w:rPr>
+                <w:sz w:val="18"/>
+              </w:rPr>
+              <w:t>+2.16</w:t>
+            </w:r>
+          </w:p>
+        </w:tc>
+        <w:tc>
+          <w:tcPr>
+            <w:tcW w:type="dxa" w:w="2183"/>
+            <w:shd w:val="clear" w:color="auto" w:fill="FFFFFF"/>
+          </w:tcPr>
+          <w:p>
+            <w:pPr>
+              <w:spacing w:before="60" w:after="60"/>
+            </w:pPr>
+            <w:r>
+              <w:rPr>
+                <w:sz w:val="18"/>
+              </w:rPr>
+              <w:t>+2.19</w:t>
+            </w:r>
+          </w:p>
+        </w:tc>
+      </w:tr>
+      <w:tr>
+        <w:tc>
+          <w:tcPr>
+            <w:tcW w:type="dxa" w:w="2183"/>
+            <w:shd w:val="clear" w:color="auto" w:fill="F4F6FA"/>
+          </w:tcPr>
+          <w:p>
+            <w:pPr>
+              <w:spacing w:before="60" w:after="60"/>
+            </w:pPr>
+            <w:r>
+              <w:rPr>
+                <w:sz w:val="18"/>
+              </w:rPr>
+              <w:t>Idioma oficial común</w:t>
+            </w:r>
+          </w:p>
+        </w:tc>
+        <w:tc>
+          <w:tcPr>
+            <w:tcW w:type="dxa" w:w="2183"/>
+            <w:shd w:val="clear" w:color="auto" w:fill="F4F6FA"/>
+          </w:tcPr>
+          <w:p>
+            <w:pPr>
+              <w:spacing w:before="60" w:after="60"/>
+            </w:pPr>
+            <w:r>
+              <w:rPr>
+                <w:sz w:val="18"/>
+              </w:rPr>
+              <w:t>+2.09</w:t>
+            </w:r>
+          </w:p>
+        </w:tc>
+        <w:tc>
+          <w:tcPr>
+            <w:tcW w:type="dxa" w:w="2183"/>
+            <w:shd w:val="clear" w:color="auto" w:fill="F4F6FA"/>
+          </w:tcPr>
+          <w:p>
+            <w:pPr>
+              <w:spacing w:before="60" w:after="60"/>
+            </w:pPr>
+            <w:r>
+              <w:rPr>
+                <w:sz w:val="18"/>
+              </w:rPr>
+              <w:t>+2.64</w:t>
+            </w:r>
+          </w:p>
+        </w:tc>
+        <w:tc>
+          <w:tcPr>
+            <w:tcW w:type="dxa" w:w="2183"/>
+            <w:shd w:val="clear" w:color="auto" w:fill="F4F6FA"/>
+          </w:tcPr>
+          <w:p>
+            <w:pPr>
+              <w:spacing w:before="60" w:after="60"/>
+            </w:pPr>
+            <w:r>
+              <w:rPr>
+                <w:sz w:val="18"/>
+              </w:rPr>
+              <w:t>+2.64</w:t>
+            </w:r>
+          </w:p>
+        </w:tc>
+      </w:tr>
+      <w:tr>
+        <w:tc>
+          <w:tcPr>
+            <w:tcW w:type="dxa" w:w="2183"/>
+            <w:shd w:val="clear" w:color="auto" w:fill="FFFFFF"/>
+          </w:tcPr>
+          <w:p>
+            <w:pPr>
+              <w:spacing w:before="60" w:after="60"/>
+            </w:pPr>
+            <w:r>
+              <w:rPr>
+                <w:sz w:val="18"/>
+              </w:rPr>
+              <w:t>Ex-colonia</w:t>
+            </w:r>
+          </w:p>
+        </w:tc>
+        <w:tc>
+          <w:tcPr>
+            <w:tcW w:type="dxa" w:w="2183"/>
+            <w:shd w:val="clear" w:color="auto" w:fill="FFFFFF"/>
+          </w:tcPr>
+          <w:p>
+            <w:pPr>
+              <w:spacing w:before="60" w:after="60"/>
+            </w:pPr>
+            <w:r>
+              <w:rPr>
+                <w:sz w:val="18"/>
+              </w:rPr>
+              <w:t>−1.38</w:t>
+            </w:r>
+          </w:p>
+        </w:tc>
+        <w:tc>
+          <w:tcPr>
+            <w:tcW w:type="dxa" w:w="2183"/>
+            <w:shd w:val="clear" w:color="auto" w:fill="FFFFFF"/>
+          </w:tcPr>
+          <w:p>
+            <w:pPr>
+              <w:spacing w:before="60" w:after="60"/>
+            </w:pPr>
+            <w:r>
+              <w:rPr>
+                <w:sz w:val="18"/>
+              </w:rPr>
+              <w:t>−1.70</w:t>
+            </w:r>
+          </w:p>
+        </w:tc>
+        <w:tc>
+          <w:tcPr>
+            <w:tcW w:type="dxa" w:w="2183"/>
+            <w:shd w:val="clear" w:color="auto" w:fill="FFFFFF"/>
+          </w:tcPr>
+          <w:p>
+            <w:pPr>
+              <w:spacing w:before="60" w:after="60"/>
+            </w:pPr>
+            <w:r>
+              <w:rPr>
+                <w:sz w:val="18"/>
+              </w:rPr>
+              <w:t>−1.71</w:t>
+            </w:r>
+          </w:p>
+        </w:tc>
+      </w:tr>
+      <w:tr>
+        <w:tc>
+          <w:tcPr>
+            <w:tcW w:type="dxa" w:w="2183"/>
+            <w:shd w:val="clear" w:color="auto" w:fill="F4F6FA"/>
+          </w:tcPr>
+          <w:p>
+            <w:pPr>
+              <w:spacing w:before="60" w:after="60"/>
+            </w:pPr>
+            <w:r>
+              <w:rPr>
+                <w:sz w:val="18"/>
+              </w:rPr>
+              <w:t>Tiene acuerdo comercial</w:t>
+            </w:r>
+          </w:p>
+        </w:tc>
+        <w:tc>
+          <w:tcPr>
+            <w:tcW w:type="dxa" w:w="2183"/>
+            <w:shd w:val="clear" w:color="auto" w:fill="F4F6FA"/>
+          </w:tcPr>
+          <w:p>
+            <w:pPr>
+              <w:spacing w:before="60" w:after="60"/>
+            </w:pPr>
+            <w:r>
+              <w:rPr>
+                <w:sz w:val="18"/>
+              </w:rPr>
+              <w:t>+0.01</w:t>
+            </w:r>
+          </w:p>
+        </w:tc>
+        <w:tc>
+          <w:tcPr>
+            <w:tcW w:type="dxa" w:w="2183"/>
+            <w:shd w:val="clear" w:color="auto" w:fill="F4F6FA"/>
+          </w:tcPr>
+          <w:p>
+            <w:pPr>
+              <w:spacing w:before="60" w:after="60"/>
+            </w:pPr>
+            <w:r>
+              <w:rPr>
+                <w:sz w:val="18"/>
+              </w:rPr>
+              <w:t>−0.06</w:t>
+            </w:r>
+          </w:p>
+        </w:tc>
+        <w:tc>
+          <w:tcPr>
+            <w:tcW w:type="dxa" w:w="2183"/>
+            <w:shd w:val="clear" w:color="auto" w:fill="F4F6FA"/>
+          </w:tcPr>
+          <w:p>
+            <w:pPr>
+              <w:spacing w:before="60" w:after="60"/>
+            </w:pPr>
+            <w:r>
+              <w:rPr>
+                <w:sz w:val="18"/>
+              </w:rPr>
+              <w:t>−0.06</w:t>
+            </w:r>
+          </w:p>
+        </w:tc>
+      </w:tr>
+    </w:tbl>
+    <w:p>
+      <w:pPr>
+        <w:spacing w:after="80"/>
+      </w:pPr>
+    </w:p>
+    <w:p>
+      <w:pPr>
+        <w:spacing w:after="40"/>
+      </w:pPr>
+    </w:p>
+    <w:p>
+      <w:pPr>
+        <w:pStyle w:val="Body"/>
+      </w:pPr>
+      <w:r>
+        <w:t>n final = 1,847; pseudo-R² = 0.92. A diferencia de las exportaciones, quitar</w:t>
+      </w:r>
+    </w:p>
+    <w:p>
+      <w:pPr>
+        <w:pStyle w:val="Body"/>
+      </w:pPr>
+      <w:r>
+        <w:t>los commodities no corrige el signo de la distancia — lo empeora y lo</w:t>
+      </w:r>
+    </w:p>
+    <w:p>
+      <w:pPr>
+        <w:pStyle w:val="Body"/>
+      </w:pPr>
+      <w:r>
+        <w:t>vuelve fuertemente significativo en la dirección "incorrecta".</w:t>
+      </w:r>
+    </w:p>
+    <w:p>
+      <w:pPr>
+        <w:spacing w:after="40"/>
+      </w:pPr>
+    </w:p>
+    <w:p>
+      <w:pPr>
+        <w:pStyle w:val="SubSecHdr"/>
+      </w:pPr>
+      <w:r>
+        <w:rPr>
+          <w:b/>
+          <w:color w:val="1A3050"/>
+          <w:sz w:val="21"/>
+        </w:rPr>
+        <w:t>5.4 Por qué esto no es el mismo artefacto: verificación</w:t>
+      </w:r>
+    </w:p>
+    <w:p>
+      <w:pPr>
+        <w:spacing w:after="40"/>
+      </w:pPr>
+    </w:p>
+    <w:p>
+      <w:pPr>
+        <w:pStyle w:val="Body"/>
+      </w:pPr>
+      <w:r>
+        <w:t>Antes de aceptar este resultado como genuino (y no como otro artefacto sin</w:t>
+      </w:r>
+    </w:p>
+    <w:p>
+      <w:pPr>
+        <w:pStyle w:val="Body"/>
+      </w:pPr>
+      <w:r>
+        <w:t>detectar), se repitió la misma verificación que en la sección 4: ¿quién</w:t>
+      </w:r>
+    </w:p>
+    <w:p>
+      <w:pPr>
+        <w:pStyle w:val="Body"/>
+      </w:pPr>
+      <w:r>
+        <w:t>domina los residuos de Pearson de la especificación final, y qué compra</w:t>
+      </w:r>
+    </w:p>
+    <w:p>
+      <w:pPr>
+        <w:pStyle w:val="Body"/>
+      </w:pPr>
+      <w:r>
+        <w:t>Perú de los mayores socios importadores?</w:t>
+      </w:r>
+    </w:p>
+    <w:p>
+      <w:pPr>
+        <w:spacing w:after="40"/>
+      </w:pPr>
+    </w:p>
+    <w:p>
+      <w:pPr>
+        <w:pStyle w:val="Bullet"/>
+        <w:ind w:left="400" w:hanging="280"/>
+      </w:pPr>
+      <w:r>
+        <w:t>•  Los mayores residuos son Argentina (hasta USD 2,779 millones/año) y</w:t>
+      </w:r>
+    </w:p>
+    <w:p>
+      <w:pPr>
+        <w:pStyle w:val="Body"/>
+      </w:pPr>
+      <w:r>
+        <w:t>Bolivia — vecinos con una relación comercial real y grande (trigo,</w:t>
+      </w:r>
+    </w:p>
+    <w:p>
+      <w:pPr>
+        <w:pStyle w:val="Body"/>
+      </w:pPr>
+      <w:r>
+        <w:t>soya, gas por ducto, insumos agropecuarios), no hubs de tránsito.</w:t>
+      </w:r>
+    </w:p>
+    <w:p>
+      <w:pPr>
+        <w:pStyle w:val="Bullet"/>
+        <w:ind w:left="400" w:hanging="280"/>
+      </w:pPr>
+      <w:r>
+        <w:t>•  Los mayores orígenes de importación en valor absoluto son China (USD</w:t>
+      </w:r>
+    </w:p>
+    <w:p>
+      <w:pPr>
+        <w:pStyle w:val="Body"/>
+      </w:pPr>
+      <w:r>
+        <w:t>119,739 millones en la década — más del doble que EE.UU.), Alemania,</w:t>
+      </w:r>
+    </w:p>
+    <w:p>
+      <w:pPr>
+        <w:pStyle w:val="Body"/>
+      </w:pPr>
+      <w:r>
+        <w:t>Japón e India: las grandes potencias manufactureras globales, todas muy</w:t>
+      </w:r>
+    </w:p>
+    <w:p>
+      <w:pPr>
+        <w:pStyle w:val="Body"/>
+      </w:pPr>
+      <w:r>
+        <w:t>lejanas de Perú.</w:t>
+      </w:r>
+    </w:p>
+    <w:p>
+      <w:pPr>
+        <w:spacing w:after="40"/>
+      </w:pPr>
+    </w:p>
+    <w:p>
+      <w:pPr>
+        <w:pStyle w:val="Body"/>
+      </w:pPr>
+      <w:r>
+        <w:t>No hay ningún país de tránsito conocido (Róterdam, Singapur, etc.)</w:t>
+      </w:r>
+    </w:p>
+    <w:p>
+      <w:pPr>
+        <w:pStyle w:val="Body"/>
+      </w:pPr>
+      <w:r>
+        <w:t>dominando los residuos del lado importador, como sí ocurría en</w:t>
+      </w:r>
+    </w:p>
+    <w:p>
+      <w:pPr>
+        <w:pStyle w:val="Body"/>
+      </w:pPr>
+      <w:r>
+        <w:t>exportaciones. La lectura más simple y consistente con la evidencia es que</w:t>
+      </w:r>
+    </w:p>
+    <w:p>
+      <w:pPr>
+        <w:pStyle w:val="Body"/>
+      </w:pPr>
+      <w:r>
+        <w:t>el signo positivo de la distancia en importaciones **no es un artefacto de</w:t>
+      </w:r>
+    </w:p>
+    <w:p>
+      <w:pPr>
+        <w:pStyle w:val="Body"/>
+      </w:pPr>
+      <w:r>
+        <w:t>medición que corregir**: refleja que la canasta importadora peruana</w:t>
+      </w:r>
+    </w:p>
+    <w:p>
+      <w:pPr>
+        <w:pStyle w:val="Body"/>
+      </w:pPr>
+      <w:r>
+        <w:t>—maquinaria, electrónica, vehículos, insumos industriales— está</w:t>
+      </w:r>
+    </w:p>
+    <w:p>
+      <w:pPr>
+        <w:pStyle w:val="Body"/>
+      </w:pPr>
+      <w:r>
+        <w:t>estructuralmente concentrada en un puñado de potencias manufactureras</w:t>
+      </w:r>
+    </w:p>
+    <w:p>
+      <w:pPr>
+        <w:pStyle w:val="Body"/>
+      </w:pPr>
+      <w:r>
+        <w:t>lejanas (sobre todo China), un patrón documentado en la literatura reciente</w:t>
+      </w:r>
+    </w:p>
+    <w:p>
+      <w:pPr>
+        <w:pStyle w:val="Body"/>
+      </w:pPr>
+      <w:r>
+        <w:t>de comercio de América Latina con Asia, y que domina sobre cualquier</w:t>
+      </w:r>
+    </w:p>
+    <w:p>
+      <w:pPr>
+        <w:pStyle w:val="Body"/>
+      </w:pPr>
+      <w:r>
+        <w:t>preferencia por proximidad geográfica.</w:t>
+      </w:r>
+    </w:p>
+    <w:p>
+      <w:pPr>
+        <w:spacing w:after="40"/>
+      </w:pPr>
+    </w:p>
+    <w:p>
+      <w:pPr>
+        <w:pStyle w:val="SubSecHdr"/>
+      </w:pPr>
+      <w:r>
+        <w:rPr>
+          <w:b/>
+          <w:color w:val="1A3050"/>
+          <w:sz w:val="21"/>
+        </w:rPr>
+        <w:t>5.5 La asimetría exportación-importación</w:t>
+      </w:r>
+    </w:p>
+    <w:p>
+      <w:pPr>
+        <w:spacing w:after="40"/>
+      </w:pPr>
+    </w:p>
+    <w:tbl>
+      <w:tblPr>
+        <w:tblW w:type="auto" w:w="0"/>
+        <w:jc w:val="center"/>
+        <w:tblLayout w:type="fixed"/>
+        <w:tblLook w:firstColumn="1" w:firstRow="1" w:lastColumn="0" w:lastRow="0" w:noHBand="0" w:noVBand="1" w:val="04A0"/>
+      </w:tblPr>
+      <w:tblGrid>
+        <w:gridCol w:w="2911"/>
+        <w:gridCol w:w="2911"/>
+        <w:gridCol w:w="2911"/>
+      </w:tblGrid>
+      <w:tr>
+        <w:tc>
+          <w:tcPr>
+            <w:tcW w:type="dxa" w:w="2910"/>
+            <w:shd w:val="clear" w:color="auto" w:fill="1A3050"/>
+          </w:tcPr>
+          <w:p>
+            <w:pPr>
+              <w:spacing w:before="60" w:after="60"/>
+            </w:pPr>
+            <w:r>
+              <w:rPr>
+                <w:b/>
+                <w:color w:val="FFFFFF"/>
+                <w:sz w:val="18"/>
+              </w:rPr>
+            </w:r>
+          </w:p>
+        </w:tc>
+        <w:tc>
+          <w:tcPr>
+            <w:tcW w:type="dxa" w:w="2910"/>
+            <w:shd w:val="clear" w:color="auto" w:fill="1A3050"/>
+          </w:tcPr>
+          <w:p>
+            <w:pPr>
+              <w:spacing w:before="60" w:after="60"/>
+            </w:pPr>
+            <w:r>
+              <w:rPr>
+                <w:b/>
+                <w:color w:val="FFFFFF"/>
+                <w:sz w:val="18"/>
+              </w:rPr>
+              <w:t>Exportaciones (sec. 4.5)</w:t>
+            </w:r>
+          </w:p>
+        </w:tc>
+        <w:tc>
+          <w:tcPr>
+            <w:tcW w:type="dxa" w:w="2910"/>
+            <w:shd w:val="clear" w:color="auto" w:fill="1A3050"/>
+          </w:tcPr>
+          <w:p>
+            <w:pPr>
+              <w:spacing w:before="60" w:after="60"/>
+            </w:pPr>
+            <w:r>
+              <w:rPr>
+                <w:b/>
+                <w:color w:val="FFFFFF"/>
+                <w:sz w:val="18"/>
+              </w:rPr>
+              <w:t>Importaciones (sec. 5.3)</w:t>
+            </w:r>
+          </w:p>
+        </w:tc>
+      </w:tr>
+      <w:tr>
+        <w:tc>
+          <w:tcPr>
+            <w:tcW w:type="dxa" w:w="2910"/>
+            <w:shd w:val="clear" w:color="auto" w:fill="FFFFFF"/>
+          </w:tcPr>
+          <w:p>
+            <w:pPr>
+              <w:spacing w:before="60" w:after="60"/>
+            </w:pPr>
+            <w:r>
+              <w:rPr>
+                <w:sz w:val="18"/>
+              </w:rPr>
+              <w:t>log(distancia)</w:t>
+            </w:r>
+          </w:p>
+        </w:tc>
+        <w:tc>
+          <w:tcPr>
+            <w:tcW w:type="dxa" w:w="2910"/>
+            <w:shd w:val="clear" w:color="auto" w:fill="FFFFFF"/>
+          </w:tcPr>
+          <w:p>
+            <w:pPr>
+              <w:spacing w:before="60" w:after="60"/>
+            </w:pPr>
+            <w:r>
+              <w:rPr>
+                <w:sz w:val="18"/>
+              </w:rPr>
+              <w:t>−0.58 (p=0.071)</w:t>
+            </w:r>
+          </w:p>
+        </w:tc>
+        <w:tc>
+          <w:tcPr>
+            <w:tcW w:type="dxa" w:w="2910"/>
+            <w:shd w:val="clear" w:color="auto" w:fill="FFFFFF"/>
+          </w:tcPr>
+          <w:p>
+            <w:pPr>
+              <w:spacing w:before="60" w:after="60"/>
+            </w:pPr>
+            <w:r>
+              <w:rPr>
+                <w:sz w:val="18"/>
+              </w:rPr>
+              <w:t>+0.90 (p&lt;0.001)</w:t>
+            </w:r>
+          </w:p>
+        </w:tc>
+      </w:tr>
+      <w:tr>
+        <w:tc>
+          <w:tcPr>
+            <w:tcW w:type="dxa" w:w="2910"/>
+            <w:shd w:val="clear" w:color="auto" w:fill="F4F6FA"/>
+          </w:tcPr>
+          <w:p>
+            <w:pPr>
+              <w:spacing w:before="60" w:after="60"/>
+            </w:pPr>
+            <w:r>
+              <w:rPr>
+                <w:sz w:val="18"/>
+              </w:rPr>
+              <w:t>Frontera común</w:t>
+            </w:r>
+          </w:p>
+        </w:tc>
+        <w:tc>
+          <w:tcPr>
+            <w:tcW w:type="dxa" w:w="2910"/>
+            <w:shd w:val="clear" w:color="auto" w:fill="F4F6FA"/>
+          </w:tcPr>
+          <w:p>
+            <w:pPr>
+              <w:spacing w:before="60" w:after="60"/>
+            </w:pPr>
+            <w:r>
+              <w:rPr>
+                <w:sz w:val="18"/>
+              </w:rPr>
+              <w:t>+1.02</w:t>
+            </w:r>
+          </w:p>
+        </w:tc>
+        <w:tc>
+          <w:tcPr>
+            <w:tcW w:type="dxa" w:w="2910"/>
+            <w:shd w:val="clear" w:color="auto" w:fill="F4F6FA"/>
+          </w:tcPr>
+          <w:p>
+            <w:pPr>
+              <w:spacing w:before="60" w:after="60"/>
+            </w:pPr>
+            <w:r>
+              <w:rPr>
+                <w:sz w:val="18"/>
+              </w:rPr>
+              <w:t>+2.19</w:t>
+            </w:r>
+          </w:p>
+        </w:tc>
+      </w:tr>
+      <w:tr>
+        <w:tc>
+          <w:tcPr>
+            <w:tcW w:type="dxa" w:w="2910"/>
+            <w:shd w:val="clear" w:color="auto" w:fill="FFFFFF"/>
+          </w:tcPr>
+          <w:p>
+            <w:pPr>
+              <w:spacing w:before="60" w:after="60"/>
+            </w:pPr>
+            <w:r>
+              <w:rPr>
+                <w:sz w:val="18"/>
+              </w:rPr>
+              <w:t>Idioma oficial común</w:t>
+            </w:r>
+          </w:p>
+        </w:tc>
+        <w:tc>
+          <w:tcPr>
+            <w:tcW w:type="dxa" w:w="2910"/>
+            <w:shd w:val="clear" w:color="auto" w:fill="FFFFFF"/>
+          </w:tcPr>
+          <w:p>
+            <w:pPr>
+              <w:spacing w:before="60" w:after="60"/>
+            </w:pPr>
+            <w:r>
+              <w:rPr>
+                <w:sz w:val="18"/>
+              </w:rPr>
+              <w:t>+1.12</w:t>
+            </w:r>
+          </w:p>
+        </w:tc>
+        <w:tc>
+          <w:tcPr>
+            <w:tcW w:type="dxa" w:w="2910"/>
+            <w:shd w:val="clear" w:color="auto" w:fill="FFFFFF"/>
+          </w:tcPr>
+          <w:p>
+            <w:pPr>
+              <w:spacing w:before="60" w:after="60"/>
+            </w:pPr>
+            <w:r>
+              <w:rPr>
+                <w:sz w:val="18"/>
+              </w:rPr>
+              <w:t>+2.64</w:t>
+            </w:r>
+          </w:p>
+        </w:tc>
+      </w:tr>
+      <w:tr>
+        <w:tc>
+          <w:tcPr>
+            <w:tcW w:type="dxa" w:w="2910"/>
+            <w:shd w:val="clear" w:color="auto" w:fill="F4F6FA"/>
+          </w:tcPr>
+          <w:p>
+            <w:pPr>
+              <w:spacing w:before="60" w:after="60"/>
+            </w:pPr>
+            <w:r>
+              <w:rPr>
+                <w:sz w:val="18"/>
+              </w:rPr>
+              <w:t>Ex-colonia</w:t>
+            </w:r>
+          </w:p>
+        </w:tc>
+        <w:tc>
+          <w:tcPr>
+            <w:tcW w:type="dxa" w:w="2910"/>
+            <w:shd w:val="clear" w:color="auto" w:fill="F4F6FA"/>
+          </w:tcPr>
+          <w:p>
+            <w:pPr>
+              <w:spacing w:before="60" w:after="60"/>
+            </w:pPr>
+            <w:r>
+              <w:rPr>
+                <w:sz w:val="18"/>
+              </w:rPr>
+              <w:t>+0.23 (ns)</w:t>
+            </w:r>
+          </w:p>
+        </w:tc>
+        <w:tc>
+          <w:tcPr>
+            <w:tcW w:type="dxa" w:w="2910"/>
+            <w:shd w:val="clear" w:color="auto" w:fill="F4F6FA"/>
+          </w:tcPr>
+          <w:p>
+            <w:pPr>
+              <w:spacing w:before="60" w:after="60"/>
+            </w:pPr>
+            <w:r>
+              <w:rPr>
+                <w:sz w:val="18"/>
+              </w:rPr>
+              <w:t>−1.71 (p&lt;0.001)</w:t>
+            </w:r>
+          </w:p>
+        </w:tc>
+      </w:tr>
+    </w:tbl>
+    <w:p>
+      <w:pPr>
+        <w:spacing w:after="80"/>
+      </w:pPr>
+    </w:p>
+    <w:p>
+      <w:pPr>
+        <w:spacing w:after="40"/>
+      </w:pPr>
+    </w:p>
+    <w:p>
+      <w:pPr>
+        <w:pStyle w:val="Body"/>
+      </w:pPr>
+      <w:r>
+        <w:t>Perú exporta siguiendo el patrón de gravedad clásico una vez limpia la</w:t>
+      </w:r>
+    </w:p>
+    <w:p>
+      <w:pPr>
+        <w:pStyle w:val="Body"/>
+      </w:pPr>
+      <w:r>
+        <w:t>distorsión de commodities (más a lo cercano), pero importa en contra del</w:t>
+      </w:r>
+    </w:p>
+    <w:p>
+      <w:pPr>
+        <w:pStyle w:val="Body"/>
+      </w:pPr>
+      <w:r>
+        <w:t>patrón de gravedad (más de lo lejano) — un reflejo fiel de ser, a la vez,</w:t>
+      </w:r>
+    </w:p>
+    <w:p>
+      <w:pPr>
+        <w:pStyle w:val="Body"/>
+      </w:pPr>
+      <w:r>
+        <w:t>un exportador de materias primas regionales y un importador de manufactura</w:t>
+      </w:r>
+    </w:p>
+    <w:p>
+      <w:pPr>
+        <w:pStyle w:val="Body"/>
+      </w:pPr>
+      <w:r>
+        <w:t>global concentrada en Asia. Ninguna de las dos direcciones es "la correcta";</w:t>
+      </w:r>
+    </w:p>
+    <w:p>
+      <w:pPr>
+        <w:pStyle w:val="Body"/>
+      </w:pPr>
+      <w:r>
+        <w:t>son dos estructuras económicas distintas que un solo coeficiente de</w:t>
+      </w:r>
+    </w:p>
+    <w:p>
+      <w:pPr>
+        <w:pStyle w:val="Body"/>
+      </w:pPr>
+      <w:r>
+        <w:t>distancia, mal especificado, podría haber ocultado.</w:t>
       </w:r>
     </w:p>
     <w:p>
@@ -3684,7 +5587,7 @@
           <w:color w:val="FFFFFF"/>
           <w:sz w:val="22"/>
         </w:rPr>
-        <w:t>6. Limitaciones</w:t>
+        <w:t>6. Discusión</w:t>
       </w:r>
     </w:p>
     <w:p>
@@ -3702,6 +5605,273 @@
     </w:p>
     <w:p>
       <w:pPr>
+        <w:pStyle w:val="Body"/>
+      </w:pPr>
+      <w:r>
+        <w:t>El hallazgo metodológico central es que, para una economía exportadora de</w:t>
+      </w:r>
+    </w:p>
+    <w:p>
+      <w:pPr>
+        <w:pStyle w:val="Body"/>
+      </w:pPr>
+      <w:r>
+        <w:t>commodities como Perú, un modelo de gravedad "de manual" sobre el valor</w:t>
+      </w:r>
+    </w:p>
+    <w:p>
+      <w:pPr>
+        <w:pStyle w:val="Body"/>
+      </w:pPr>
+      <w:r>
+        <w:t>total exportado no mide lo que se cree que mide: una fracción sustancial del</w:t>
+      </w:r>
+    </w:p>
+    <w:p>
+      <w:pPr>
+        <w:pStyle w:val="Body"/>
+      </w:pPr>
+      <w:r>
+        <w:t>flujo refleja la geografía de la refinación y el tránsito global de</w:t>
+      </w:r>
+    </w:p>
+    <w:p>
+      <w:pPr>
+        <w:pStyle w:val="Body"/>
+      </w:pPr>
+      <w:r>
+        <w:t>materias primas (Suiza para oro, Namibia para concentrados de cobre, Países</w:t>
+      </w:r>
+    </w:p>
+    <w:p>
+      <w:pPr>
+        <w:pStyle w:val="Body"/>
+      </w:pPr>
+      <w:r>
+        <w:t>Bajos/Panamá como puertos de redistribución), no la relación bilateral</w:t>
+      </w:r>
+    </w:p>
+    <w:p>
+      <w:pPr>
+        <w:pStyle w:val="Body"/>
+      </w:pPr>
+      <w:r>
+        <w:t>económica entre Perú y el país de destino final. Ignorar esto no solo</w:t>
+      </w:r>
+    </w:p>
+    <w:p>
+      <w:pPr>
+        <w:pStyle w:val="Body"/>
+      </w:pPr>
+      <w:r>
+        <w:t>distorsiona el coeficiente de distancia: también infla artificialmente el</w:t>
+      </w:r>
+    </w:p>
+    <w:p>
+      <w:pPr>
+        <w:pStyle w:val="Body"/>
+      </w:pPr>
+      <w:r>
+        <w:t>coeficiente de "tiene acuerdo comercial" (de +0.71 significativo a −0.05</w:t>
+      </w:r>
+    </w:p>
+    <w:p>
+      <w:pPr>
+        <w:pStyle w:val="Body"/>
+      </w:pPr>
+      <w:r>
+        <w:t>estadísticamente nulo), porque los países con acuerdos comerciales vigentes</w:t>
+      </w:r>
+    </w:p>
+    <w:p>
+      <w:pPr>
+        <w:pStyle w:val="Body"/>
+      </w:pPr>
+      <w:r>
+        <w:t>con Perú tienden a coincidir con los grandes compradores de oro y gas.</w:t>
+      </w:r>
+    </w:p>
+    <w:p>
+      <w:pPr>
+        <w:spacing w:after="40"/>
+      </w:pPr>
+    </w:p>
+    <w:p>
+      <w:pPr>
+        <w:pStyle w:val="Body"/>
+      </w:pPr>
+      <w:r>
+        <w:t>La sección 5 muestra, además, que el mismo diagnóstico aplicado con el mismo</w:t>
+      </w:r>
+    </w:p>
+    <w:p>
+      <w:pPr>
+        <w:pStyle w:val="Body"/>
+      </w:pPr>
+      <w:r>
+        <w:t>rigor a las importaciones no produce el mismo resultado — y eso es, en sí</w:t>
+      </w:r>
+    </w:p>
+    <w:p>
+      <w:pPr>
+        <w:pStyle w:val="Body"/>
+      </w:pPr>
+      <w:r>
+        <w:t>mismo, la evidencia de que el procedimiento no está sesgado hacia "encontrar"</w:t>
+      </w:r>
+    </w:p>
+    <w:p>
+      <w:pPr>
+        <w:pStyle w:val="Body"/>
+      </w:pPr>
+      <w:r>
+        <w:t>el signo esperado: si lo estuviera, se habría seguido ajustando el filtro de</w:t>
+      </w:r>
+    </w:p>
+    <w:p>
+      <w:pPr>
+        <w:pStyle w:val="Body"/>
+      </w:pPr>
+      <w:r>
+        <w:t>importaciones hasta forzar un coeficiente de distancia negativo. No se hizo,</w:t>
+      </w:r>
+    </w:p>
+    <w:p>
+      <w:pPr>
+        <w:pStyle w:val="Body"/>
+      </w:pPr>
+      <w:r>
+        <w:t>porque los residuos no señalan a ningún hub de tránsito, y la explicación</w:t>
+      </w:r>
+    </w:p>
+    <w:p>
+      <w:pPr>
+        <w:pStyle w:val="Body"/>
+      </w:pPr>
+      <w:r>
+        <w:t>alternativa (concentración real en manufactura asiática) es más simple y</w:t>
+      </w:r>
+    </w:p>
+    <w:p>
+      <w:pPr>
+        <w:pStyle w:val="Body"/>
+      </w:pPr>
+      <w:r>
+        <w:t>mejor documentada que inventar una corrección adicional.</w:t>
+      </w:r>
+    </w:p>
+    <w:p>
+      <w:pPr>
+        <w:spacing w:after="40"/>
+      </w:pPr>
+    </w:p>
+    <w:p>
+      <w:pPr>
+        <w:pStyle w:val="Body"/>
+      </w:pPr>
+      <w:r>
+        <w:t>Este patrón no es exclusivo de Perú: es un problema conocido en la</w:t>
+      </w:r>
+    </w:p>
+    <w:p>
+      <w:pPr>
+        <w:pStyle w:val="Body"/>
+      </w:pPr>
+      <w:r>
+        <w:t>literatura de gravedad para economías exportadoras de recursos naturales</w:t>
+      </w:r>
+    </w:p>
+    <w:p>
+      <w:pPr>
+        <w:pStyle w:val="Body"/>
+      </w:pPr>
+      <w:r>
+        <w:t>(Chile con cobre, los países del Golfo con petróleo, la República Democrática</w:t>
+      </w:r>
+    </w:p>
+    <w:p>
+      <w:pPr>
+        <w:pStyle w:val="Body"/>
+      </w:pPr>
+      <w:r>
+        <w:t>del Congo con cobalto). El aporte de este ejercicio es documentar el</w:t>
+      </w:r>
+    </w:p>
+    <w:p>
+      <w:pPr>
+        <w:pStyle w:val="Body"/>
+      </w:pPr>
+      <w:r>
+        <w:t>procedimiento completo y reproducible —diagnóstico de residuos, filtro por</w:t>
+      </w:r>
+    </w:p>
+    <w:p>
+      <w:pPr>
+        <w:pStyle w:val="Body"/>
+      </w:pPr>
+      <w:r>
+        <w:t>producto declarado a priori, filtro por país con lista estándar de la</w:t>
+      </w:r>
+    </w:p>
+    <w:p>
+      <w:pPr>
+        <w:pStyle w:val="Body"/>
+      </w:pPr>
+      <w:r>
+        <w:t>literatura, el punto explícito en el que se decide dejar de excluir</w:t>
+      </w:r>
+    </w:p>
+    <w:p>
+      <w:pPr>
+        <w:pStyle w:val="Body"/>
+      </w:pPr>
+      <w:r>
+        <w:t>observaciones, y la verificación simétrica del lado importador— en un caso</w:t>
+      </w:r>
+    </w:p>
+    <w:p>
+      <w:pPr>
+        <w:pStyle w:val="Body"/>
+      </w:pPr>
+      <w:r>
+        <w:t>real con datos públicos verificables.</w:t>
+      </w:r>
+    </w:p>
+    <w:p>
+      <w:pPr>
+        <w:spacing w:after="40"/>
+      </w:pPr>
+    </w:p>
+    <w:p>
+      <w:pPr>
+        <w:pStyle w:val="SectionHdr"/>
+        <w:spacing w:before="280" w:after="40"/>
+        <w:shd w:val="clear" w:color="auto" w:fill="1A3050"/>
+      </w:pPr>
+      <w:r>
+        <w:rPr>
+          <w:b/>
+          <w:color w:val="FFFFFF"/>
+          <w:sz w:val="22"/>
+        </w:rPr>
+        <w:t>7. Limitaciones</w:t>
+      </w:r>
+    </w:p>
+    <w:p>
+      <w:pPr>
+        <w:spacing w:before="0" w:after="80"/>
+        <w:pBdr>
+          <w:bottom w:val="single" w:sz="12" w:space="1" w:color="1A3050"/>
+        </w:pBdr>
+      </w:pPr>
+    </w:p>
+    <w:p>
+      <w:pPr>
+        <w:spacing w:after="40"/>
+      </w:pPr>
+    </w:p>
+    <w:p>
+      <w:pPr>
         <w:pStyle w:val="Bullet"/>
         <w:ind w:left="400" w:hanging="280"/>
       </w:pPr>
@@ -3755,7 +5925,7 @@
         <w:ind w:left="400" w:hanging="280"/>
       </w:pPr>
       <w:r>
-        <w:t>•  El panel cubre solo el lado exportador de Perú (2015-2024); no se estimó</w:t>
+        <w:t>•  El panel cubre exportaciones e importaciones por separado (2015-2024); no</w:t>
       </w:r>
     </w:p>
     <w:p>
@@ -3763,7 +5933,72 @@
         <w:pStyle w:val="Body"/>
       </w:pPr>
       <w:r>
-        <w:t>el modelo simétrico para importaciones ni para el comercio bilateral neto.</w:t>
+        <w:t>se estimó un modelo conjunto del comercio bilateral neto (exporta menos</w:t>
+      </w:r>
+    </w:p>
+    <w:p>
+      <w:pPr>
+        <w:pStyle w:val="Body"/>
+      </w:pPr>
+      <w:r>
+        <w:t>importa), que requeriría una especificación distinta (la variable</w:t>
+      </w:r>
+    </w:p>
+    <w:p>
+      <w:pPr>
+        <w:pStyle w:val="Body"/>
+      </w:pPr>
+      <w:r>
+        <w:t>dependiente podría ser negativa, incompatible con PPML tal como se usó</w:t>
+      </w:r>
+    </w:p>
+    <w:p>
+      <w:pPr>
+        <w:pStyle w:val="Body"/>
+      </w:pPr>
+      <w:r>
+        <w:t>aquí).</w:t>
+      </w:r>
+    </w:p>
+    <w:p>
+      <w:pPr>
+        <w:pStyle w:val="Bullet"/>
+        <w:ind w:left="400" w:hanging="280"/>
+      </w:pPr>
+      <w:r>
+        <w:t>•  La explicación de la sección 5 para el signo de la distancia en</w:t>
+      </w:r>
+    </w:p>
+    <w:p>
+      <w:pPr>
+        <w:pStyle w:val="Body"/>
+      </w:pPr>
+      <w:r>
+        <w:t>importaciones (concentración real en manufactura asiática) es la lectura</w:t>
+      </w:r>
+    </w:p>
+    <w:p>
+      <w:pPr>
+        <w:pStyle w:val="Body"/>
+      </w:pPr>
+      <w:r>
+        <w:t>más simple consistente con los residuos observados, pero no se contrastó</w:t>
+      </w:r>
+    </w:p>
+    <w:p>
+      <w:pPr>
+        <w:pStyle w:val="Body"/>
+      </w:pPr>
+      <w:r>
+        <w:t>contra una hipótesis alternativa formal (ej. un modelo de cadenas de valor</w:t>
+      </w:r>
+    </w:p>
+    <w:p>
+      <w:pPr>
+        <w:pStyle w:val="Body"/>
+      </w:pPr>
+      <w:r>
+        <w:t>globales) — queda como lectura cualitativa, no como resultado probado.</w:t>
       </w:r>
     </w:p>
     <w:p>
@@ -4088,7 +6323,15 @@
         <w:ind w:left="400" w:hanging="280"/>
       </w:pPr>
       <w:r>
-        <w:t>•  data/raw/panel_bilateral_peru_2015_2024.json — extracción cruda de Neon.</w:t>
+        <w:t>•  data/raw/panel_bilateral_peru_2015_2024.json — extracción cruda de</w:t>
+      </w:r>
+    </w:p>
+    <w:p>
+      <w:pPr>
+        <w:pStyle w:val="Body"/>
+      </w:pPr>
+      <w:r>
+        <w:t>exportaciones, desde Neon.</w:t>
       </w:r>
     </w:p>
     <w:p>
@@ -4097,7 +6340,7 @@
         <w:ind w:left="400" w:hanging="280"/>
       </w:pPr>
       <w:r>
-        <w:t>•  data/procesado/panel_final_estimacion.csv — panel final usado en la</w:t>
+        <w:t>•  data/raw/panel_bilateral_peru_importaciones_2015_2024.json — extracción</w:t>
       </w:r>
     </w:p>
     <w:p>
@@ -4105,7 +6348,7 @@
         <w:pStyle w:val="Body"/>
       </w:pPr>
       <w:r>
-        <w:t>especificación 3 (1,847 filas).</w:t>
+        <w:t>cruda de importaciones.</w:t>
       </w:r>
     </w:p>
     <w:p>
@@ -4114,7 +6357,7 @@
         <w:ind w:left="400" w:hanging="280"/>
       </w:pPr>
       <w:r>
-        <w:t>•  data/procesado/tabla_comparativa_especificaciones.csv — las tres</w:t>
+        <w:t>•  data/procesado/panel_final_estimacion_exportaciones.csv y</w:t>
       </w:r>
     </w:p>
     <w:p>
@@ -4122,7 +6365,15 @@
         <w:pStyle w:val="Body"/>
       </w:pPr>
       <w:r>
-        <w:t>especificaciones con todos los coeficientes.</w:t>
+        <w:t>_importaciones.csv — paneles finales de cada especificación 3 (1,847</w:t>
+      </w:r>
+    </w:p>
+    <w:p>
+      <w:pPr>
+        <w:pStyle w:val="Body"/>
+      </w:pPr>
+      <w:r>
+        <w:t>filas cada uno).</w:t>
       </w:r>
     </w:p>
     <w:p>
@@ -4131,7 +6382,24 @@
         <w:ind w:left="400" w:hanging="280"/>
       </w:pPr>
       <w:r>
-        <w:t>•  scripts/estimar_gravedad.py — script que reproduce las tres</w:t>
+        <w:t>•  data/procesado/tabla_comparativa_especificaciones.csv — las seis</w:t>
+      </w:r>
+    </w:p>
+    <w:p>
+      <w:pPr>
+        <w:pStyle w:val="Body"/>
+      </w:pPr>
+      <w:r>
+        <w:t>especificaciones (3 exporta + 3 importa) con todos los coeficientes.</w:t>
+      </w:r>
+    </w:p>
+    <w:p>
+      <w:pPr>
+        <w:pStyle w:val="Bullet"/>
+        <w:ind w:left="400" w:hanging="280"/>
+      </w:pPr>
+      <w:r>
+        <w:t>•  scripts/estimar_gravedad.py — script que reproduce las seis</w:t>
       </w:r>
     </w:p>
     <w:p>
@@ -4156,7 +6424,7 @@
         <w:pStyle w:val="Body"/>
       </w:pPr>
       <w:r>
-        <w:t>recorrido, ejecutado con outputs reales.</w:t>
+        <w:t>recorrido (exportaciones), ejecutado con outputs reales.</w:t>
       </w:r>
     </w:p>
     <w:p>

--- a/investigaciones/gravedad-comercio-bilateral-peru/paper/Paper-Gravedad-Comercio-Bilateral-Peru-2015-2024.docx
+++ b/investigaciones/gravedad-comercio-bilateral-peru/paper/Paper-Gravedad-Comercio-Bilateral-Peru-2015-2024.docx
@@ -6424,7 +6424,15 @@
         <w:pStyle w:val="Body"/>
       </w:pPr>
       <w:r>
-        <w:t>recorrido (exportaciones), ejecutado con outputs reales.</w:t>
+        <w:t>recorrido para ambos lados (Parte 1: exportaciones, Parte 2: importaciones),</w:t>
+      </w:r>
+    </w:p>
+    <w:p>
+      <w:pPr>
+        <w:pStyle w:val="Body"/>
+      </w:pPr>
+      <w:r>
+        <w:t>ejecutado con outputs reales.</w:t>
       </w:r>
     </w:p>
     <w:p>

--- a/investigaciones/gravedad-comercio-bilateral-peru/paper/Paper-Gravedad-Comercio-Bilateral-Peru-2015-2024.docx
+++ b/investigaciones/gravedad-comercio-bilateral-peru/paper/Paper-Gravedad-Comercio-Bilateral-Peru-2015-2024.docx
@@ -16,7 +16,7 @@
         <w:pStyle w:val="PaperAuthor"/>
       </w:pPr>
       <w:r>
-        <w:t>Ricardo Cuba · appsperu / Rastro · Octubre 2026</w:t>
+        <w:t>Ricardo Cuba · appsperu · Octubre 2026</w:t>
       </w:r>
     </w:p>
     <w:p>

--- a/investigaciones/gravedad-comercio-bilateral-peru/paper/Paper-Gravedad-Comercio-Bilateral-Peru-2015-2024.docx
+++ b/investigaciones/gravedad-comercio-bilateral-peru/paper/Paper-Gravedad-Comercio-Bilateral-Peru-2015-2024.docx
@@ -16,7 +16,7 @@
         <w:pStyle w:val="PaperAuthor"/>
       </w:pPr>
       <w:r>
-        <w:t>Ricardo Cuba · appsperu · Octubre 2026</w:t>
+        <w:t>Ricardo Cuba · Octubre 2026</w:t>
       </w:r>
     </w:p>
     <w:p>

--- a/investigaciones/gravedad-comercio-bilateral-peru/paper/Paper-Gravedad-Comercio-Bilateral-Peru-2015-2024.docx
+++ b/investigaciones/gravedad-comercio-bilateral-peru/paper/Paper-Gravedad-Comercio-Bilateral-Peru-2015-2024.docx
@@ -16,7 +16,7 @@
         <w:pStyle w:val="PaperAuthor"/>
       </w:pPr>
       <w:r>
-        <w:t>Ricardo Cuba · Octubre 2026</w:t>
+        <w:t>Ricardo Cuba, economista · Asistente de investigación, CIUP · Octubre 2026</w:t>
       </w:r>
     </w:p>
     <w:p>
@@ -5179,7 +5179,7 @@
         <w:pStyle w:val="Body"/>
       </w:pPr>
       <w:r>
-        <w:t>lejanas (sobre todo China), un patrón documentado en la literatura reciente</w:t>
+        <w:t>lejanas, sobre todo China. Es el mismo patrón que documentan Autor, Dorn y</w:t>
       </w:r>
     </w:p>
     <w:p>
@@ -5187,7 +5187,7 @@
         <w:pStyle w:val="Body"/>
       </w:pPr>
       <w:r>
-        <w:t>de comercio de América Latina con Asia, y que domina sobre cualquier</w:t>
+        <w:t>Hanson (2013) para Estados Unidos: la penetración manufacturera china</w:t>
       </w:r>
     </w:p>
     <w:p>
@@ -5195,7 +5195,23 @@
         <w:pStyle w:val="Body"/>
       </w:pPr>
       <w:r>
-        <w:t>preferencia por proximidad geográfica.</w:t>
+        <w:t>reconfigura la geografía de la oferta mundial con independencia de la</w:t>
+      </w:r>
+    </w:p>
+    <w:p>
+      <w:pPr>
+        <w:pStyle w:val="Body"/>
+      </w:pPr>
+      <w:r>
+        <w:t>distancia al comprador, un efecto de escala y especialización que ninguna</w:t>
+      </w:r>
+    </w:p>
+    <w:p>
+      <w:pPr>
+        <w:pStyle w:val="Body"/>
+      </w:pPr>
+      <w:r>
+        <w:t>fricción de transporte, por baja que fuera, podría compensar.</w:t>
       </w:r>
     </w:p>
     <w:p>
@@ -6123,6 +6139,39 @@
       </w:pPr>
       <w:r>
         <w:t>DOI: [10.1257/000282803321455214](https://doi.org/10.1257/000282803321455214)</w:t>
+      </w:r>
+    </w:p>
+    <w:p>
+      <w:pPr>
+        <w:pStyle w:val="Bullet"/>
+        <w:ind w:left="400" w:hanging="280"/>
+      </w:pPr>
+      <w:r>
+        <w:t>•  Autor, D. H., Dorn, D., &amp; Hanson, G. H. (2013). The China Syndrome: Local</w:t>
+      </w:r>
+    </w:p>
+    <w:p>
+      <w:pPr>
+        <w:pStyle w:val="Body"/>
+      </w:pPr>
+      <w:r>
+        <w:t>Labor Market Effects of Import Competition in the United States.</w:t>
+      </w:r>
+    </w:p>
+    <w:p>
+      <w:pPr>
+        <w:pStyle w:val="Body"/>
+      </w:pPr>
+      <w:r>
+        <w:t>American Economic Review, 103(6), 2121-2168.</w:t>
+      </w:r>
+    </w:p>
+    <w:p>
+      <w:pPr>
+        <w:pStyle w:val="Body"/>
+      </w:pPr>
+      <w:r>
+        <w:t>DOI: [10.1257/aer.103.6.2121](https://doi.org/10.1257/aer.103.6.2121)</w:t>
       </w:r>
     </w:p>
     <w:p>
